--- a/ТЗ_конфигуратор_ПК_с_ИИ.docx
+++ b/ТЗ_конфигуратор_ПК_с_ИИ.docx
@@ -44,51 +44,33 @@
         <w:rPr>
           <w:lang w:val="ru-RU"/>
         </w:rPr>
-        <w:t xml:space="preserve">Разрабатываемое программное приложение предназначено для конфигурации персональных компьютеров с внедрением искусственного интеллекта. Система автоматизирует процесс подбора совместимых </w:t>
-      </w:r>
-      <w:r>
-        <w:rPr>
-          <w:lang w:val="ru-RU"/>
-        </w:rPr>
-        <w:t>комплектующих, предоставляет рекомендации с учетом заданного бюджета пользователя и позволяет создавать, сохранять и публиковать готовые сборки ПК.</w:t>
-      </w:r>
-    </w:p>
-    <w:p>
-      <w:pPr>
-        <w:rPr>
-          <w:lang w:val="ru-RU"/>
-        </w:rPr>
-      </w:pPr>
-      <w:r>
-        <w:rPr>
-          <w:lang w:val="ru-RU"/>
-        </w:rPr>
-        <w:t>Основными пользователями системы являются клиенты и администраторы. Клиенты используют приложение для создан</w:t>
-      </w:r>
-      <w:r>
-        <w:rPr>
-          <w:lang w:val="ru-RU"/>
-        </w:rPr>
-        <w:t>ия и настройки конфигураций персональных компьютеров, а администраторы обеспечивают управление каталогом комплектующих и контроль пользователей и опубликованных сборок.</w:t>
-      </w:r>
-    </w:p>
-    <w:p>
-      <w:pPr>
-        <w:rPr>
-          <w:lang w:val="ru-RU"/>
-        </w:rPr>
-      </w:pPr>
-      <w:r>
-        <w:rPr>
-          <w:lang w:val="ru-RU"/>
-        </w:rPr>
-        <w:t>Целью разработки является создание удобного программного средства, позволяющего пользов</w:t>
-      </w:r>
-      <w:r>
-        <w:rPr>
-          <w:lang w:val="ru-RU"/>
-        </w:rPr>
-        <w:t>ателю получить совместимую конфигурацию ПК без необходимости самостоятельно проверять техническую совместимость всех компонентов.</w:t>
+        <w:t>Разрабатываемое программное приложение предназначено для конфигурации персональных компьютеров с внедрением искусственного интеллекта. Система автоматизирует процесс подбора совместимых комплектующих, предоставляет рекомендации с учетом заданного бюджета пользователя и позволяет создавать, сохранять и публиковать готовые сборки ПК.</w:t>
+      </w:r>
+    </w:p>
+    <w:p>
+      <w:pPr>
+        <w:rPr>
+          <w:lang w:val="ru-RU"/>
+        </w:rPr>
+      </w:pPr>
+      <w:r>
+        <w:rPr>
+          <w:lang w:val="ru-RU"/>
+        </w:rPr>
+        <w:t>Основными пользователями системы являются клиенты и администраторы. Клиенты используют приложение для создания и настройки конфигураций персональных компьютеров, а администраторы обеспечивают управление каталогом комплектующих и контроль пользователей и опубликованных сборок.</w:t>
+      </w:r>
+    </w:p>
+    <w:p>
+      <w:pPr>
+        <w:rPr>
+          <w:lang w:val="ru-RU"/>
+        </w:rPr>
+      </w:pPr>
+      <w:r>
+        <w:rPr>
+          <w:lang w:val="ru-RU"/>
+        </w:rPr>
+        <w:t>Целью разработки является создание удобного программного средства, позволяющего пользователю получить совместимую конфигурацию ПК без необходимости самостоятельно проверять техническую совместимость всех компонентов.</w:t>
       </w:r>
     </w:p>
     <w:p>
@@ -171,13 +153,7 @@
         <w:rPr>
           <w:lang w:val="ru-RU"/>
         </w:rPr>
-        <w:t>- модель</w:t>
-      </w:r>
-      <w:r>
-        <w:rPr>
-          <w:lang w:val="ru-RU"/>
-        </w:rPr>
-        <w:t>;</w:t>
+        <w:t>- модель;</w:t>
       </w:r>
     </w:p>
     <w:p>
@@ -247,13 +223,7 @@
           <w:lang w:val="ru-RU"/>
         </w:rPr>
         <w:lastRenderedPageBreak/>
-        <w:t>- название категории (процессор, видеокарта, материнская плата, оперативная память, накопитель, блок питания, корпус, система охл</w:t>
-      </w:r>
-      <w:r>
-        <w:rPr>
-          <w:lang w:val="ru-RU"/>
-        </w:rPr>
-        <w:t>аждения);</w:t>
+        <w:t>- название категории (процессор, видеокарта, материнская плата, оперативная память, накопитель, блок питания, корпус, система охлаждения);</w:t>
       </w:r>
     </w:p>
     <w:p>
@@ -391,13 +361,7 @@
         <w:rPr>
           <w:lang w:val="ru-RU"/>
         </w:rPr>
-        <w:t>- адрес электронной п</w:t>
-      </w:r>
-      <w:r>
-        <w:rPr>
-          <w:lang w:val="ru-RU"/>
-        </w:rPr>
-        <w:t>очты;</w:t>
+        <w:t>- адрес электронной почты;</w:t>
       </w:r>
     </w:p>
     <w:p>
@@ -550,13 +514,7 @@
         <w:rPr>
           <w:lang w:val="ru-RU"/>
         </w:rPr>
-        <w:t xml:space="preserve">- </w:t>
-      </w:r>
-      <w:r>
-        <w:rPr>
-          <w:lang w:val="ru-RU"/>
-        </w:rPr>
-        <w:t>дата последнего изменения;</w:t>
+        <w:t>- дата последнего изменения;</w:t>
       </w:r>
     </w:p>
     <w:p>
@@ -686,13 +644,7 @@
         <w:rPr>
           <w:lang w:val="ru-RU"/>
         </w:rPr>
-        <w:t>К</w:t>
-      </w:r>
-      <w:r>
-        <w:rPr>
-          <w:lang w:val="ru-RU"/>
-        </w:rPr>
-        <w:t xml:space="preserve">лиенты могут публиковать сборки в общую галерею, информация </w:t>
+        <w:t xml:space="preserve">Клиенты могут публиковать сборки в общую галерею, информация </w:t>
       </w:r>
       <w:proofErr w:type="gramStart"/>
       <w:r>
@@ -789,13 +741,7 @@
         <w:rPr>
           <w:lang w:val="ru-RU"/>
         </w:rPr>
-        <w:t xml:space="preserve">Клиенты могут сохранять чужие сборки в избранное, информация об этом </w:t>
-      </w:r>
-      <w:r>
-        <w:rPr>
-          <w:lang w:val="ru-RU"/>
-        </w:rPr>
-        <w:t>следующая:</w:t>
+        <w:t>Клиенты могут сохранять чужие сборки в избранное, информация об этом следующая:</w:t>
       </w:r>
     </w:p>
     <w:p>
@@ -933,13 +879,7 @@
         <w:rPr>
           <w:lang w:val="ru-RU"/>
         </w:rPr>
-        <w:t xml:space="preserve">Ограничения в </w:t>
-      </w:r>
-      <w:r>
-        <w:rPr>
-          <w:lang w:val="ru-RU"/>
-        </w:rPr>
-        <w:t>системе предусмотрены следующие:</w:t>
+        <w:t>Ограничения в системе предусмотрены следующие:</w:t>
       </w:r>
     </w:p>
     <w:p>
@@ -996,13 +936,7 @@
           <w:lang w:val="ru-RU"/>
         </w:rPr>
         <w:lastRenderedPageBreak/>
-        <w:t>- сборка не может считаться полностью собранной без вы</w:t>
-      </w:r>
-      <w:r>
-        <w:rPr>
-          <w:lang w:val="ru-RU"/>
-        </w:rPr>
-        <w:t>бора процессора, видеокарты, материнской платы, оперативной памяти, накопителя, блока питания и корпуса;</w:t>
+        <w:t>- сборка не может считаться полностью собранной без выбора процессора, видеокарты, материнской платы, оперативной памяти, накопителя, блока питания и корпуса;</w:t>
       </w:r>
     </w:p>
     <w:p>
@@ -1030,13 +964,7 @@
         <w:rPr>
           <w:lang w:val="ru-RU"/>
         </w:rPr>
-        <w:t>- в ручном режиме сборки система должна проверять совместимость по</w:t>
-      </w:r>
-      <w:r>
-        <w:rPr>
-          <w:lang w:val="ru-RU"/>
-        </w:rPr>
-        <w:t>сле каждого добавленного компонента;</w:t>
+        <w:t>- в ручном режиме сборки система должна проверять совместимость после каждого добавленного компонента;</w:t>
       </w:r>
     </w:p>
     <w:p>
@@ -1078,13 +1006,7 @@
         <w:rPr>
           <w:lang w:val="ru-RU"/>
         </w:rPr>
-        <w:t>- нельзя опубликовать сборку, в которой</w:t>
-      </w:r>
-      <w:r>
-        <w:rPr>
-          <w:lang w:val="ru-RU"/>
-        </w:rPr>
-        <w:t xml:space="preserve"> отсутствует любой из обязательных компонентов.</w:t>
+        <w:t>- нельзя опубликовать сборку, в которой отсутствует любой из обязательных компонентов.</w:t>
       </w:r>
     </w:p>
     <w:p>
@@ -1153,13 +1075,7 @@
         <w:rPr>
           <w:lang w:val="ru-RU"/>
         </w:rPr>
-        <w:t>- создавать сборку ПК в автоматическом режиме путём ввода</w:t>
-      </w:r>
-      <w:r>
-        <w:rPr>
-          <w:lang w:val="ru-RU"/>
-        </w:rPr>
-        <w:t xml:space="preserve"> бюджета;</w:t>
+        <w:t>- создавать сборку ПК в автоматическом режиме путём ввода бюджета;</w:t>
       </w:r>
     </w:p>
     <w:p>
@@ -1229,13 +1145,7 @@
         <w:rPr>
           <w:lang w:val="ru-RU"/>
         </w:rPr>
-        <w:t>- просматривать итоговую цену и</w:t>
-      </w:r>
-      <w:r>
-        <w:rPr>
-          <w:lang w:val="ru-RU"/>
-        </w:rPr>
-        <w:t xml:space="preserve"> индикатор баланса сборки;</w:t>
+        <w:t>- просматривать итоговую цену и индикатор баланса сборки;</w:t>
       </w:r>
     </w:p>
     <w:p>
@@ -1306,13 +1216,7 @@
         <w:rPr>
           <w:lang w:val="ru-RU"/>
         </w:rPr>
-        <w:t xml:space="preserve">- просматривать галерею </w:t>
-      </w:r>
-      <w:r>
-        <w:rPr>
-          <w:lang w:val="ru-RU"/>
-        </w:rPr>
-        <w:t>публичных сборок других пользователей;</w:t>
+        <w:t>- просматривать галерею публичных сборок других пользователей;</w:t>
       </w:r>
     </w:p>
     <w:p>
@@ -1381,13 +1285,7 @@
         <w:rPr>
           <w:lang w:val="ru-RU"/>
         </w:rPr>
-        <w:t>Администраторы в данной системе могут выпо</w:t>
-      </w:r>
-      <w:r>
-        <w:rPr>
-          <w:lang w:val="ru-RU"/>
-        </w:rPr>
-        <w:t>лнять следующие действия:</w:t>
+        <w:t>Администраторы в данной системе могут выполнять следующие действия:</w:t>
       </w:r>
     </w:p>
     <w:p>
@@ -1443,13 +1341,7 @@
         <w:rPr>
           <w:lang w:val="ru-RU"/>
         </w:rPr>
-        <w:t>- удалять устаревшие или снятые с производс</w:t>
-      </w:r>
-      <w:r>
-        <w:rPr>
-          <w:lang w:val="ru-RU"/>
-        </w:rPr>
-        <w:t>тва комплектующие;</w:t>
+        <w:t>- удалять устаревшие или снятые с производства комплектующие;</w:t>
       </w:r>
     </w:p>
     <w:p>
@@ -1519,13 +1411,7 @@
         <w:rPr>
           <w:lang w:val="ru-RU"/>
         </w:rPr>
-        <w:t xml:space="preserve">- удалять публичные </w:t>
-      </w:r>
-      <w:r>
-        <w:rPr>
-          <w:lang w:val="ru-RU"/>
-        </w:rPr>
-        <w:t>сборки, нарушающие правила сервиса;</w:t>
+        <w:t>- удалять публичные сборки, нарушающие правила сервиса;</w:t>
       </w:r>
     </w:p>
     <w:p>
@@ -1613,14 +1499,7 @@
           <w:bCs/>
           <w:lang w:val="ru-RU"/>
         </w:rPr>
-        <w:t>1.2.1 Требования к интерфейсу</w:t>
-      </w:r>
-      <w:r>
-        <w:rPr>
-          <w:bCs/>
-          <w:lang w:val="ru-RU"/>
-        </w:rPr>
-        <w:t xml:space="preserve"> (</w:t>
+        <w:t>1.2.1 Требования к интерфейсу (</w:t>
       </w:r>
       <w:r>
         <w:rPr>
@@ -1688,13 +1567,7 @@
         <w:rPr>
           <w:lang w:val="ru-RU"/>
         </w:rPr>
-        <w:t xml:space="preserve">- навигация должна обеспечивать быстрый переход между каталогом комплектующих, </w:t>
-      </w:r>
-      <w:r>
-        <w:rPr>
-          <w:lang w:val="ru-RU"/>
-        </w:rPr>
-        <w:t>конструктором сборки, личным кабинетом и галереей;</w:t>
+        <w:t>- навигация должна обеспечивать быстрый переход между каталогом комплектующих, конструктором сборки, личным кабинетом и галереей;</w:t>
       </w:r>
     </w:p>
     <w:p>
@@ -1736,13 +1609,7 @@
         <w:rPr>
           <w:lang w:val="ru-RU"/>
         </w:rPr>
-        <w:t>- результат</w:t>
-      </w:r>
-      <w:r>
-        <w:rPr>
-          <w:lang w:val="ru-RU"/>
-        </w:rPr>
-        <w:t>ы работы ИИ должны отображаться в понятной форме вместе с итоговой стоимостью и рекомендациями.</w:t>
+        <w:t>- результаты работы ИИ должны отображаться в понятной форме вместе с итоговой стоимостью и рекомендациями.</w:t>
       </w:r>
     </w:p>
     <w:p>
@@ -1769,7 +1636,19 @@
         <w:rPr>
           <w:lang w:val="ru-RU"/>
         </w:rPr>
-        <w:t>- экран авторизации — поля электронной почты и пароля, а также элементы управления входом и переходом к регистрации;</w:t>
+        <w:t xml:space="preserve">- экран авторизации </w:t>
+      </w:r>
+      <w:r>
+        <w:rPr>
+          <w:lang w:val="ru-RU"/>
+        </w:rPr>
+        <w:t>-</w:t>
+      </w:r>
+      <w:r>
+        <w:rPr>
+          <w:lang w:val="ru-RU"/>
+        </w:rPr>
+        <w:t xml:space="preserve"> поля электронной почты и пароля, а также элементы управления входом и переходом к регистрации;</w:t>
       </w:r>
     </w:p>
     <w:p>
@@ -1783,13 +1662,19 @@
         <w:rPr>
           <w:lang w:val="ru-RU"/>
         </w:rPr>
-        <w:t>- экран регист</w:t>
-      </w:r>
-      <w:r>
-        <w:rPr>
-          <w:lang w:val="ru-RU"/>
-        </w:rPr>
-        <w:t>рации — поля для создания учетной записи клиента;</w:t>
+        <w:t xml:space="preserve">- экран регистрации </w:t>
+      </w:r>
+      <w:r>
+        <w:rPr>
+          <w:lang w:val="ru-RU"/>
+        </w:rPr>
+        <w:t>-</w:t>
+      </w:r>
+      <w:r>
+        <w:rPr>
+          <w:lang w:val="ru-RU"/>
+        </w:rPr>
+        <w:t xml:space="preserve"> поля для создания учетной записи клиента;</w:t>
       </w:r>
     </w:p>
     <w:p>
@@ -1803,7 +1688,19 @@
         <w:rPr>
           <w:lang w:val="ru-RU"/>
         </w:rPr>
-        <w:t>- каталог комплектующих — список компонентов с категориями, характеристиками и ценами;</w:t>
+        <w:t xml:space="preserve">- каталог комплектующих </w:t>
+      </w:r>
+      <w:r>
+        <w:rPr>
+          <w:lang w:val="ru-RU"/>
+        </w:rPr>
+        <w:t>-</w:t>
+      </w:r>
+      <w:r>
+        <w:rPr>
+          <w:lang w:val="ru-RU"/>
+        </w:rPr>
+        <w:t xml:space="preserve"> список компонентов с категориями, характеристиками и ценами;</w:t>
       </w:r>
     </w:p>
     <w:p>
@@ -1817,7 +1714,19 @@
         <w:rPr>
           <w:lang w:val="ru-RU"/>
         </w:rPr>
-        <w:t>- конструктор сборки — выбор компонентов, отображение текущей конфигурации, стоимости и проверки совместимости;</w:t>
+        <w:t xml:space="preserve">- конструктор сборки </w:t>
+      </w:r>
+      <w:r>
+        <w:rPr>
+          <w:lang w:val="ru-RU"/>
+        </w:rPr>
+        <w:t>-</w:t>
+      </w:r>
+      <w:r>
+        <w:rPr>
+          <w:lang w:val="ru-RU"/>
+        </w:rPr>
+        <w:t xml:space="preserve"> выбор компонентов, отображение текущей конфигурации, стоимости и проверки совместимости;</w:t>
       </w:r>
     </w:p>
     <w:p>
@@ -1831,13 +1740,19 @@
         <w:rPr>
           <w:lang w:val="ru-RU"/>
         </w:rPr>
-        <w:t>- экран</w:t>
-      </w:r>
-      <w:r>
-        <w:rPr>
-          <w:lang w:val="ru-RU"/>
-        </w:rPr>
-        <w:t xml:space="preserve"> автоматической сборки — ввод бюджета и получение конфигурации, сформированной с помощью ИИ;</w:t>
+        <w:t xml:space="preserve">- экран автоматической сборки </w:t>
+      </w:r>
+      <w:r>
+        <w:rPr>
+          <w:lang w:val="ru-RU"/>
+        </w:rPr>
+        <w:t>-</w:t>
+      </w:r>
+      <w:r>
+        <w:rPr>
+          <w:lang w:val="ru-RU"/>
+        </w:rPr>
+        <w:t xml:space="preserve"> ввод бюджета и получение конфигурации, сформированной с помощью ИИ;</w:t>
       </w:r>
     </w:p>
     <w:p>
@@ -1851,7 +1766,19 @@
         <w:rPr>
           <w:lang w:val="ru-RU"/>
         </w:rPr>
-        <w:t>- личный кабинет — профиль пользователя, сохраненные сборки, история сборок и избранное;</w:t>
+        <w:t xml:space="preserve">- личный кабинет </w:t>
+      </w:r>
+      <w:r>
+        <w:rPr>
+          <w:lang w:val="ru-RU"/>
+        </w:rPr>
+        <w:t>-</w:t>
+      </w:r>
+      <w:r>
+        <w:rPr>
+          <w:lang w:val="ru-RU"/>
+        </w:rPr>
+        <w:t xml:space="preserve"> профиль пользователя, сохраненные сборки, история сборок и избранное;</w:t>
       </w:r>
     </w:p>
     <w:p>
@@ -1865,13 +1792,19 @@
         <w:rPr>
           <w:lang w:val="ru-RU"/>
         </w:rPr>
-        <w:t>- галерея — просмотр опубликованных сборок, возможность поставить лайк, со</w:t>
-      </w:r>
-      <w:r>
-        <w:rPr>
-          <w:lang w:val="ru-RU"/>
-        </w:rPr>
-        <w:t>хранить или скопировать сборку;</w:t>
+        <w:t xml:space="preserve">- галерея </w:t>
+      </w:r>
+      <w:r>
+        <w:rPr>
+          <w:lang w:val="ru-RU"/>
+        </w:rPr>
+        <w:t>-</w:t>
+      </w:r>
+      <w:r>
+        <w:rPr>
+          <w:lang w:val="ru-RU"/>
+        </w:rPr>
+        <w:t xml:space="preserve"> просмотр опубликованных сборок, возможность поставить лайк, сохранить или скопировать сборку;</w:t>
       </w:r>
     </w:p>
     <w:p>
@@ -1885,7 +1818,19 @@
         <w:rPr>
           <w:lang w:val="ru-RU"/>
         </w:rPr>
-        <w:t>- административная панель — управление комплектующими, пользователями и опубликованными сборками;</w:t>
+        <w:t xml:space="preserve">- административная панель </w:t>
+      </w:r>
+      <w:r>
+        <w:rPr>
+          <w:lang w:val="ru-RU"/>
+        </w:rPr>
+        <w:t>-</w:t>
+      </w:r>
+      <w:r>
+        <w:rPr>
+          <w:lang w:val="ru-RU"/>
+        </w:rPr>
+        <w:t xml:space="preserve"> управление комплектующими, пользователями и опубликованными сборками;</w:t>
       </w:r>
     </w:p>
     <w:p>
@@ -1900,7 +1845,19 @@
           <w:lang w:val="ru-RU"/>
         </w:rPr>
         <w:lastRenderedPageBreak/>
-        <w:t>- формы и модальные окна — используются для добавления, редактирования, удаления и подтверждения операций.</w:t>
+        <w:t xml:space="preserve">- формы и модальные окна </w:t>
+      </w:r>
+      <w:r>
+        <w:rPr>
+          <w:lang w:val="ru-RU"/>
+        </w:rPr>
+        <w:t>-</w:t>
+      </w:r>
+      <w:r>
+        <w:rPr>
+          <w:lang w:val="ru-RU"/>
+        </w:rPr>
+        <w:t xml:space="preserve"> используются для добавления, редактирования, удаления и подтверждения операций.</w:t>
       </w:r>
     </w:p>
     <w:p>
@@ -1916,143 +1873,143 @@
           <w:bCs/>
           <w:lang w:val="ru-RU"/>
         </w:rPr>
-        <w:t xml:space="preserve">1.2.2 Требования к </w:t>
-      </w:r>
-      <w:r>
+        <w:t>1.2.2 Требования к реализации</w:t>
+      </w:r>
+    </w:p>
+    <w:p>
+      <w:pPr>
+        <w:rPr>
+          <w:lang w:val="ru-RU"/>
+        </w:rPr>
+      </w:pPr>
+      <w:r>
+        <w:rPr>
+          <w:lang w:val="ru-RU"/>
+        </w:rPr>
+        <w:t xml:space="preserve">Язык программирования: </w:t>
+      </w:r>
+      <w:r>
+        <w:t>C</w:t>
+      </w:r>
+      <w:r>
+        <w:rPr>
+          <w:lang w:val="ru-RU"/>
+        </w:rPr>
+        <w:t>#.</w:t>
+      </w:r>
+    </w:p>
+    <w:p>
+      <w:r>
+        <w:t>Технологии и фреймворки: .NET, WPF, ASP.NET Core Web API, Entity Framework Core.</w:t>
+      </w:r>
+    </w:p>
+    <w:p>
+      <w:pPr>
+        <w:rPr>
+          <w:lang w:val="ru-RU"/>
+        </w:rPr>
+      </w:pPr>
+      <w:r>
+        <w:rPr>
+          <w:lang w:val="ru-RU"/>
+        </w:rPr>
+        <w:t xml:space="preserve">Система управления базами данных: </w:t>
+      </w:r>
+      <w:r>
+        <w:t>MySQL</w:t>
+      </w:r>
+      <w:r>
+        <w:rPr>
+          <w:lang w:val="ru-RU"/>
+        </w:rPr>
+        <w:t>.</w:t>
+      </w:r>
+    </w:p>
+    <w:p>
+      <w:pPr>
+        <w:rPr>
+          <w:lang w:val="ru-RU"/>
+        </w:rPr>
+      </w:pPr>
+      <w:r>
+        <w:rPr>
+          <w:lang w:val="ru-RU"/>
+        </w:rPr>
+        <w:t xml:space="preserve">Для хранения данных и взаимодействия с базой данных используется </w:t>
+      </w:r>
+      <w:r>
+        <w:t>Entity</w:t>
+      </w:r>
+      <w:r>
+        <w:rPr>
+          <w:lang w:val="ru-RU"/>
+        </w:rPr>
+        <w:t xml:space="preserve"> </w:t>
+      </w:r>
+      <w:r>
+        <w:t>Framework</w:t>
+      </w:r>
+      <w:r>
+        <w:rPr>
+          <w:lang w:val="ru-RU"/>
+        </w:rPr>
+        <w:t xml:space="preserve"> </w:t>
+      </w:r>
+      <w:r>
+        <w:t>Core</w:t>
+      </w:r>
+      <w:r>
+        <w:rPr>
+          <w:lang w:val="ru-RU"/>
+        </w:rPr>
+        <w:t>.</w:t>
+      </w:r>
+    </w:p>
+    <w:p>
+      <w:r>
+        <w:t>Среда разработки: Microsoft Visual Studio.</w:t>
+      </w:r>
+    </w:p>
+    <w:p>
+      <w:pPr>
+        <w:rPr>
+          <w:lang w:val="ru-RU"/>
+        </w:rPr>
+      </w:pPr>
+      <w:r>
+        <w:rPr>
+          <w:lang w:val="ru-RU"/>
+        </w:rPr>
+        <w:t>Для автоматического подбора конфигурации используется механизм искусственного интеллекта, учитывающий бюджет пользователя и совместимость комплектующих.</w:t>
+      </w:r>
+    </w:p>
+    <w:p>
+      <w:pPr>
+        <w:rPr>
+          <w:lang w:val="ru-RU"/>
+        </w:rPr>
+      </w:pPr>
+      <w:r>
+        <w:rPr>
+          <w:lang w:val="ru-RU"/>
+        </w:rPr>
+        <w:t>Приложение должно обеспечивать проверку совместимости компонентов и контроль ограничений, указанных в настоящем техническом задании.</w:t>
+      </w:r>
+    </w:p>
+    <w:p>
+      <w:pPr>
+        <w:spacing w:line="480" w:lineRule="auto"/>
         <w:rPr>
           <w:bCs/>
           <w:lang w:val="ru-RU"/>
         </w:rPr>
-        <w:t>реализации</w:t>
-      </w:r>
-    </w:p>
-    <w:p>
-      <w:pPr>
-        <w:rPr>
-          <w:lang w:val="ru-RU"/>
-        </w:rPr>
-      </w:pPr>
-      <w:r>
-        <w:rPr>
-          <w:lang w:val="ru-RU"/>
-        </w:rPr>
-        <w:t xml:space="preserve">Язык программирования: </w:t>
-      </w:r>
-      <w:r>
-        <w:t>C</w:t>
-      </w:r>
-      <w:r>
-        <w:rPr>
-          <w:lang w:val="ru-RU"/>
-        </w:rPr>
-        <w:t>#.</w:t>
-      </w:r>
-    </w:p>
-    <w:p>
-      <w:r>
-        <w:t>Технологии и фреймворки: .NET, WPF, ASP.NET Core Web API, Entity Framework Core.</w:t>
-      </w:r>
-    </w:p>
-    <w:p>
-      <w:pPr>
-        <w:rPr>
-          <w:lang w:val="ru-RU"/>
-        </w:rPr>
-      </w:pPr>
-      <w:r>
-        <w:rPr>
-          <w:lang w:val="ru-RU"/>
-        </w:rPr>
-        <w:t xml:space="preserve">Система управления базами данных: </w:t>
-      </w:r>
-      <w:r>
-        <w:t>MySQL</w:t>
-      </w:r>
-      <w:r>
-        <w:rPr>
-          <w:lang w:val="ru-RU"/>
-        </w:rPr>
-        <w:t>.</w:t>
-      </w:r>
-    </w:p>
-    <w:p>
-      <w:pPr>
-        <w:rPr>
-          <w:lang w:val="ru-RU"/>
-        </w:rPr>
-      </w:pPr>
-      <w:r>
-        <w:rPr>
-          <w:lang w:val="ru-RU"/>
-        </w:rPr>
-        <w:t xml:space="preserve">Для хранения данных и взаимодействия с базой данных используется </w:t>
-      </w:r>
-      <w:r>
-        <w:t>Entity</w:t>
-      </w:r>
-      <w:r>
-        <w:rPr>
-          <w:lang w:val="ru-RU"/>
-        </w:rPr>
-        <w:t xml:space="preserve"> </w:t>
-      </w:r>
-      <w:r>
-        <w:t>Framework</w:t>
-      </w:r>
-      <w:r>
-        <w:rPr>
-          <w:lang w:val="ru-RU"/>
-        </w:rPr>
-        <w:t xml:space="preserve"> </w:t>
-      </w:r>
-      <w:r>
-        <w:t>Core</w:t>
-      </w:r>
-      <w:r>
-        <w:rPr>
-          <w:lang w:val="ru-RU"/>
-        </w:rPr>
-        <w:t>.</w:t>
-      </w:r>
-    </w:p>
-    <w:p>
-      <w:r>
-        <w:t>Среда ра</w:t>
-      </w:r>
-      <w:r>
-        <w:t>зработки: Microsoft Visual Studio.</w:t>
-      </w:r>
-    </w:p>
-    <w:p>
-      <w:pPr>
-        <w:rPr>
-          <w:lang w:val="ru-RU"/>
-        </w:rPr>
-      </w:pPr>
-      <w:r>
-        <w:rPr>
-          <w:lang w:val="ru-RU"/>
-        </w:rPr>
-        <w:t>Для автоматического подбора конфигурации используется механизм искусственного интеллекта, учитывающий бюджет пользователя и совместимость комплектующих.</w:t>
-      </w:r>
-    </w:p>
-    <w:p>
-      <w:pPr>
-        <w:rPr>
-          <w:lang w:val="ru-RU"/>
-        </w:rPr>
-      </w:pPr>
-      <w:r>
-        <w:rPr>
-          <w:lang w:val="ru-RU"/>
-        </w:rPr>
-        <w:t xml:space="preserve">Приложение должно обеспечивать проверку совместимости компонентов и </w:t>
-      </w:r>
-      <w:r>
-        <w:rPr>
-          <w:lang w:val="ru-RU"/>
-        </w:rPr>
-        <w:t>контроль ограничений, указанных в настоящем техническом задании.</w:t>
+      </w:pPr>
+      <w:r>
+        <w:rPr>
+          <w:bCs/>
+          <w:lang w:val="ru-RU"/>
+        </w:rPr>
+        <w:t>1.3 Функциональные требования</w:t>
       </w:r>
     </w:p>
     <w:p>
@@ -2068,22 +2025,6 @@
           <w:bCs/>
           <w:lang w:val="ru-RU"/>
         </w:rPr>
-        <w:t>1.3 Функциональные требования</w:t>
-      </w:r>
-    </w:p>
-    <w:p>
-      <w:pPr>
-        <w:spacing w:line="480" w:lineRule="auto"/>
-        <w:rPr>
-          <w:bCs/>
-          <w:lang w:val="ru-RU"/>
-        </w:rPr>
-      </w:pPr>
-      <w:r>
-        <w:rPr>
-          <w:bCs/>
-          <w:lang w:val="ru-RU"/>
-        </w:rPr>
         <w:t>1.3.1 Требования к роли «Клиент»:</w:t>
       </w:r>
     </w:p>
@@ -2140,13 +2081,7 @@
         <w:rPr>
           <w:lang w:val="ru-RU"/>
         </w:rPr>
-        <w:t xml:space="preserve">- </w:t>
-      </w:r>
-      <w:r>
-        <w:rPr>
-          <w:lang w:val="ru-RU"/>
-        </w:rPr>
-        <w:t>создание сборки в ручном режиме;</w:t>
+        <w:t>- создание сборки в ручном режиме;</w:t>
       </w:r>
     </w:p>
     <w:p>
@@ -2216,13 +2151,7 @@
         <w:rPr>
           <w:lang w:val="ru-RU"/>
         </w:rPr>
-        <w:t>- просмотр итоговой цены и индикат</w:t>
-      </w:r>
-      <w:r>
-        <w:rPr>
-          <w:lang w:val="ru-RU"/>
-        </w:rPr>
-        <w:t xml:space="preserve">ора баланса </w:t>
+        <w:t xml:space="preserve">- просмотр итоговой цены и индикатора баланса </w:t>
       </w:r>
       <w:r>
         <w:t>CPU</w:t>
@@ -2325,13 +2254,7 @@
         <w:rPr>
           <w:lang w:val="ru-RU"/>
         </w:rPr>
-        <w:t xml:space="preserve">- добавление лайков </w:t>
-      </w:r>
-      <w:r>
-        <w:rPr>
-          <w:lang w:val="ru-RU"/>
-        </w:rPr>
-        <w:t>публичным сборкам;</w:t>
+        <w:t>- добавление лайков публичным сборкам;</w:t>
       </w:r>
     </w:p>
     <w:p>
@@ -2417,13 +2340,7 @@
         <w:rPr>
           <w:lang w:val="ru-RU"/>
         </w:rPr>
-        <w:t xml:space="preserve">- удаление </w:t>
-      </w:r>
-      <w:r>
-        <w:rPr>
-          <w:lang w:val="ru-RU"/>
-        </w:rPr>
-        <w:t>устаревших комплектующих;</w:t>
+        <w:t>- удаление устаревших комплектующих;</w:t>
       </w:r>
     </w:p>
     <w:p>
@@ -2507,13 +2424,7 @@
         <w:rPr>
           <w:lang w:val="ru-RU"/>
         </w:rPr>
-        <w:t>- просмотр статистики использован</w:t>
-      </w:r>
-      <w:r>
-        <w:rPr>
-          <w:lang w:val="ru-RU"/>
-        </w:rPr>
-        <w:t>ия системы;</w:t>
+        <w:t>- просмотр статистики использования системы;</w:t>
       </w:r>
     </w:p>
     <w:p>
@@ -2599,13 +2510,7 @@
         <w:rPr>
           <w:lang w:val="ru-RU"/>
         </w:rPr>
-        <w:t xml:space="preserve">- контроль </w:t>
-      </w:r>
-      <w:r>
-        <w:rPr>
-          <w:lang w:val="ru-RU"/>
-        </w:rPr>
-        <w:t>обязательных компонентов сборки;</w:t>
+        <w:t>- контроль обязательных компонентов сборки;</w:t>
       </w:r>
     </w:p>
     <w:p>
@@ -2678,14 +2583,7 @@
           <w:bCs/>
           <w:lang w:val="ru-RU"/>
         </w:rPr>
-        <w:t>1.4 Стадии и эт</w:t>
-      </w:r>
-      <w:r>
-        <w:rPr>
-          <w:bCs/>
-          <w:lang w:val="ru-RU"/>
-        </w:rPr>
-        <w:t>апы разработки</w:t>
+        <w:t>1.4 Стадии и этапы разработки</w:t>
       </w:r>
     </w:p>
     <w:p>
@@ -2700,6 +2598,26 @@
         </w:rPr>
         <w:t>Стадии и этапы разработки представлены в таблице 1.4.1.</w:t>
       </w:r>
+    </w:p>
+    <w:p>
+      <w:pPr>
+        <w:rPr>
+          <w:lang w:val="ru-RU"/>
+        </w:rPr>
+      </w:pPr>
+      <w:r>
+        <w:rPr>
+          <w:lang w:val="ru-RU"/>
+        </w:rPr>
+        <w:t>Таблица 1.4.1 – Стадии и этапы разработки</w:t>
+      </w:r>
+    </w:p>
+    <w:p>
+      <w:pPr>
+        <w:rPr>
+          <w:lang w:val="ru-RU"/>
+        </w:rPr>
+      </w:pPr>
     </w:p>
     <w:tbl>
       <w:tblPr>
@@ -2796,6 +2714,9 @@
           </w:tcPr>
           <w:p>
             <w:pPr>
+              <w:spacing w:line="240" w:lineRule="auto"/>
+              <w:ind w:firstLine="0"/>
+              <w:jc w:val="center"/>
               <w:rPr>
                 <w:lang w:val="ru-RU"/>
               </w:rPr>
@@ -2815,6 +2736,8 @@
           </w:tcPr>
           <w:p>
             <w:pPr>
+              <w:spacing w:line="240" w:lineRule="auto"/>
+              <w:ind w:firstLine="0"/>
               <w:jc w:val="center"/>
               <w:rPr>
                 <w:lang w:val="ru-RU"/>
@@ -2849,6 +2772,8 @@
           </w:tcPr>
           <w:p>
             <w:pPr>
+              <w:spacing w:line="240" w:lineRule="auto"/>
+              <w:ind w:firstLine="0"/>
               <w:rPr>
                 <w:lang w:val="ru-RU"/>
               </w:rPr>
@@ -2872,9 +2797,31 @@
             <w:vAlign w:val="center"/>
           </w:tcPr>
           <w:p>
+            <w:pPr>
+              <w:spacing w:line="240" w:lineRule="auto"/>
+              <w:ind w:firstLine="0"/>
+            </w:pPr>
+            <w:proofErr w:type="spellStart"/>
             <w:r>
-              <w:t>Проектирование базы данных</w:t>
+              <w:t>Проектирование</w:t>
             </w:r>
+            <w:proofErr w:type="spellEnd"/>
+            <w:r>
+              <w:t xml:space="preserve"> </w:t>
+            </w:r>
+            <w:proofErr w:type="spellStart"/>
+            <w:r>
+              <w:t>базы</w:t>
+            </w:r>
+            <w:proofErr w:type="spellEnd"/>
+            <w:r>
+              <w:t xml:space="preserve"> </w:t>
+            </w:r>
+            <w:proofErr w:type="spellStart"/>
+            <w:r>
+              <w:t>данных</w:t>
+            </w:r>
+            <w:proofErr w:type="spellEnd"/>
           </w:p>
         </w:tc>
         <w:tc>
@@ -2884,6 +2831,8 @@
           </w:tcPr>
           <w:p>
             <w:pPr>
+              <w:spacing w:line="240" w:lineRule="auto"/>
+              <w:ind w:firstLine="0"/>
               <w:jc w:val="center"/>
             </w:pPr>
             <w:r>
@@ -2898,6 +2847,8 @@
           </w:tcPr>
           <w:p>
             <w:pPr>
+              <w:spacing w:line="240" w:lineRule="auto"/>
+              <w:ind w:firstLine="0"/>
               <w:rPr>
                 <w:lang w:val="ru-RU"/>
               </w:rPr>
@@ -2921,9 +2872,31 @@
             <w:vAlign w:val="center"/>
           </w:tcPr>
           <w:p>
+            <w:pPr>
+              <w:spacing w:line="240" w:lineRule="auto"/>
+              <w:ind w:firstLine="0"/>
+            </w:pPr>
+            <w:proofErr w:type="spellStart"/>
             <w:r>
-              <w:t>Разработка функционала конфигуратора</w:t>
+              <w:t>Разработка</w:t>
             </w:r>
+            <w:proofErr w:type="spellEnd"/>
+            <w:r>
+              <w:t xml:space="preserve"> </w:t>
+            </w:r>
+            <w:proofErr w:type="spellStart"/>
+            <w:r>
+              <w:t>функционала</w:t>
+            </w:r>
+            <w:proofErr w:type="spellEnd"/>
+            <w:r>
+              <w:t xml:space="preserve"> </w:t>
+            </w:r>
+            <w:proofErr w:type="spellStart"/>
+            <w:r>
+              <w:t>конфигуратора</w:t>
+            </w:r>
+            <w:proofErr w:type="spellEnd"/>
           </w:p>
         </w:tc>
         <w:tc>
@@ -2933,6 +2906,8 @@
           </w:tcPr>
           <w:p>
             <w:pPr>
+              <w:spacing w:line="240" w:lineRule="auto"/>
+              <w:ind w:firstLine="0"/>
               <w:jc w:val="center"/>
             </w:pPr>
             <w:r>
@@ -2947,6 +2922,8 @@
           </w:tcPr>
           <w:p>
             <w:pPr>
+              <w:spacing w:line="240" w:lineRule="auto"/>
+              <w:ind w:firstLine="0"/>
               <w:rPr>
                 <w:lang w:val="ru-RU"/>
               </w:rPr>
@@ -2971,6 +2948,8 @@
           </w:tcPr>
           <w:p>
             <w:pPr>
+              <w:spacing w:line="240" w:lineRule="auto"/>
+              <w:ind w:firstLine="0"/>
               <w:rPr>
                 <w:lang w:val="ru-RU"/>
               </w:rPr>
@@ -2990,6 +2969,8 @@
           </w:tcPr>
           <w:p>
             <w:pPr>
+              <w:spacing w:line="240" w:lineRule="auto"/>
+              <w:ind w:firstLine="0"/>
               <w:jc w:val="center"/>
               <w:rPr>
                 <w:lang w:val="ru-RU"/>
@@ -3023,6 +3004,10 @@
             <w:vAlign w:val="center"/>
           </w:tcPr>
           <w:p>
+            <w:pPr>
+              <w:spacing w:line="240" w:lineRule="auto"/>
+              <w:ind w:firstLine="0"/>
+            </w:pPr>
             <w:r>
               <w:t>Алгоритмы рекомендаций и проверки</w:t>
             </w:r>
@@ -3039,11 +3024,12 @@
             <w:vAlign w:val="center"/>
           </w:tcPr>
           <w:p>
+            <w:pPr>
+              <w:spacing w:line="240" w:lineRule="auto"/>
+              <w:ind w:firstLine="0"/>
+            </w:pPr>
             <w:r>
-              <w:t>Тес</w:t>
-            </w:r>
-            <w:r>
-              <w:t>тирование приложения</w:t>
+              <w:t>Тестирование приложения</w:t>
             </w:r>
           </w:p>
         </w:tc>
@@ -3054,6 +3040,8 @@
           </w:tcPr>
           <w:p>
             <w:pPr>
+              <w:spacing w:line="240" w:lineRule="auto"/>
+              <w:ind w:firstLine="0"/>
               <w:jc w:val="center"/>
             </w:pPr>
             <w:r>
@@ -3068,6 +3056,8 @@
           </w:tcPr>
           <w:p>
             <w:pPr>
+              <w:spacing w:line="240" w:lineRule="auto"/>
+              <w:ind w:firstLine="0"/>
               <w:rPr>
                 <w:lang w:val="ru-RU"/>
               </w:rPr>
@@ -3091,9 +3081,23 @@
             <w:vAlign w:val="center"/>
           </w:tcPr>
           <w:p>
+            <w:pPr>
+              <w:spacing w:line="240" w:lineRule="auto"/>
+              <w:ind w:firstLine="0"/>
+            </w:pPr>
+            <w:proofErr w:type="spellStart"/>
             <w:r>
-              <w:t>Подготовка документации</w:t>
+              <w:t>Подготовка</w:t>
             </w:r>
+            <w:proofErr w:type="spellEnd"/>
+            <w:r>
+              <w:t xml:space="preserve"> </w:t>
+            </w:r>
+            <w:proofErr w:type="spellStart"/>
+            <w:r>
+              <w:t>документации</w:t>
+            </w:r>
+            <w:proofErr w:type="spellEnd"/>
           </w:p>
         </w:tc>
         <w:tc>
@@ -3103,6 +3107,8 @@
           </w:tcPr>
           <w:p>
             <w:pPr>
+              <w:spacing w:line="240" w:lineRule="auto"/>
+              <w:ind w:firstLine="0"/>
               <w:jc w:val="center"/>
             </w:pPr>
             <w:r>
@@ -3117,6 +3123,8 @@
           </w:tcPr>
           <w:p>
             <w:pPr>
+              <w:spacing w:line="240" w:lineRule="auto"/>
+              <w:ind w:firstLine="0"/>
               <w:rPr>
                 <w:lang w:val="ru-RU"/>
               </w:rPr>
@@ -3133,20 +3141,6 @@
     </w:tbl>
     <w:p>
       <w:pPr>
-        <w:jc w:val="center"/>
-        <w:rPr>
-          <w:lang w:val="ru-RU"/>
-        </w:rPr>
-      </w:pPr>
-      <w:r>
-        <w:rPr>
-          <w:lang w:val="ru-RU"/>
-        </w:rPr>
-        <w:t>Таблица 1.4.1 – Стадии и этапы разработки</w:t>
-      </w:r>
-    </w:p>
-    <w:p>
-      <w:pPr>
         <w:spacing w:line="480" w:lineRule="auto"/>
         <w:rPr>
           <w:bCs/>
@@ -3158,174 +3152,161 @@
           <w:bCs/>
           <w:lang w:val="ru-RU"/>
         </w:rPr>
-        <w:t xml:space="preserve">1.5 Описание входной </w:t>
-      </w:r>
-      <w:r>
+        <w:t>1.5 Описание входной информации</w:t>
+      </w:r>
+    </w:p>
+    <w:p>
+      <w:pPr>
+        <w:rPr>
+          <w:lang w:val="ru-RU"/>
+        </w:rPr>
+      </w:pPr>
+      <w:r>
+        <w:rPr>
+          <w:lang w:val="ru-RU"/>
+        </w:rPr>
+        <w:t>Входные данные – это информация, поступающая в систему, чтобы она могла с ними работать.</w:t>
+      </w:r>
+    </w:p>
+    <w:p>
+      <w:pPr>
+        <w:rPr>
+          <w:lang w:val="ru-RU"/>
+        </w:rPr>
+      </w:pPr>
+      <w:r>
+        <w:rPr>
+          <w:lang w:val="ru-RU"/>
+        </w:rPr>
+        <w:t>К входной информации относятся:</w:t>
+      </w:r>
+    </w:p>
+    <w:p>
+      <w:pPr>
+        <w:ind w:left="567"/>
+        <w:rPr>
+          <w:lang w:val="ru-RU"/>
+        </w:rPr>
+      </w:pPr>
+      <w:r>
+        <w:rPr>
+          <w:lang w:val="ru-RU"/>
+        </w:rPr>
+        <w:t>- информация о категориях комплектующих;</w:t>
+      </w:r>
+    </w:p>
+    <w:p>
+      <w:pPr>
+        <w:ind w:left="567"/>
+        <w:rPr>
+          <w:lang w:val="ru-RU"/>
+        </w:rPr>
+      </w:pPr>
+      <w:r>
+        <w:rPr>
+          <w:lang w:val="ru-RU"/>
+        </w:rPr>
+        <w:t>- информация о комплектующих;</w:t>
+      </w:r>
+    </w:p>
+    <w:p>
+      <w:pPr>
+        <w:ind w:left="567"/>
+        <w:rPr>
+          <w:lang w:val="ru-RU"/>
+        </w:rPr>
+      </w:pPr>
+      <w:r>
+        <w:rPr>
+          <w:lang w:val="ru-RU"/>
+        </w:rPr>
+        <w:t>- регистрационные данные клиентов;</w:t>
+      </w:r>
+    </w:p>
+    <w:p>
+      <w:pPr>
+        <w:ind w:left="567"/>
+        <w:rPr>
+          <w:lang w:val="ru-RU"/>
+        </w:rPr>
+      </w:pPr>
+      <w:r>
+        <w:rPr>
+          <w:lang w:val="ru-RU"/>
+        </w:rPr>
+        <w:t>- бюджет клиента при автосборке;</w:t>
+      </w:r>
+    </w:p>
+    <w:p>
+      <w:pPr>
+        <w:ind w:left="567"/>
+        <w:rPr>
+          <w:lang w:val="ru-RU"/>
+        </w:rPr>
+      </w:pPr>
+      <w:r>
+        <w:rPr>
+          <w:lang w:val="ru-RU"/>
+        </w:rPr>
+        <w:t>- выбор компонентов при ручной сборке;</w:t>
+      </w:r>
+    </w:p>
+    <w:p>
+      <w:pPr>
+        <w:ind w:left="567"/>
+        <w:rPr>
+          <w:lang w:val="ru-RU"/>
+        </w:rPr>
+      </w:pPr>
+      <w:r>
+        <w:rPr>
+          <w:lang w:val="ru-RU"/>
+        </w:rPr>
+        <w:lastRenderedPageBreak/>
+        <w:t>- изменения сборки;</w:t>
+      </w:r>
+    </w:p>
+    <w:p>
+      <w:pPr>
+        <w:ind w:left="567"/>
+        <w:rPr>
+          <w:lang w:val="ru-RU"/>
+        </w:rPr>
+      </w:pPr>
+      <w:r>
+        <w:rPr>
+          <w:lang w:val="ru-RU"/>
+        </w:rPr>
+        <w:t>- параметры публикации сборки;</w:t>
+      </w:r>
+    </w:p>
+    <w:p>
+      <w:pPr>
+        <w:ind w:left="567"/>
+        <w:rPr>
+          <w:lang w:val="ru-RU"/>
+        </w:rPr>
+      </w:pPr>
+      <w:r>
+        <w:rPr>
+          <w:lang w:val="ru-RU"/>
+        </w:rPr>
+        <w:t>- данные клиента.</w:t>
+      </w:r>
+    </w:p>
+    <w:p>
+      <w:pPr>
+        <w:spacing w:line="480" w:lineRule="auto"/>
         <w:rPr>
           <w:bCs/>
           <w:lang w:val="ru-RU"/>
         </w:rPr>
-        <w:t>информации</w:t>
-      </w:r>
-    </w:p>
-    <w:p>
-      <w:pPr>
-        <w:rPr>
-          <w:lang w:val="ru-RU"/>
-        </w:rPr>
-      </w:pPr>
-      <w:r>
-        <w:rPr>
-          <w:lang w:val="ru-RU"/>
-        </w:rPr>
-        <w:t>Входные данные – это информация, поступающая в систему, чтобы она могла с ними работать.</w:t>
-      </w:r>
-    </w:p>
-    <w:p>
-      <w:pPr>
-        <w:rPr>
-          <w:lang w:val="ru-RU"/>
-        </w:rPr>
-      </w:pPr>
-      <w:r>
-        <w:rPr>
-          <w:lang w:val="ru-RU"/>
-        </w:rPr>
-        <w:t>К входной информации относятся:</w:t>
-      </w:r>
-    </w:p>
-    <w:p>
-      <w:pPr>
-        <w:ind w:left="567"/>
-        <w:rPr>
-          <w:lang w:val="ru-RU"/>
-        </w:rPr>
-      </w:pPr>
-      <w:r>
-        <w:rPr>
-          <w:lang w:val="ru-RU"/>
-        </w:rPr>
-        <w:lastRenderedPageBreak/>
-        <w:t>- информация о категориях комплектующих;</w:t>
-      </w:r>
-    </w:p>
-    <w:p>
-      <w:pPr>
-        <w:ind w:left="567"/>
-        <w:rPr>
-          <w:lang w:val="ru-RU"/>
-        </w:rPr>
-      </w:pPr>
-      <w:r>
-        <w:rPr>
-          <w:lang w:val="ru-RU"/>
-        </w:rPr>
-        <w:t>- информация о комплектующих;</w:t>
-      </w:r>
-    </w:p>
-    <w:p>
-      <w:pPr>
-        <w:ind w:left="567"/>
-        <w:rPr>
-          <w:lang w:val="ru-RU"/>
-        </w:rPr>
-      </w:pPr>
-      <w:r>
-        <w:rPr>
-          <w:lang w:val="ru-RU"/>
-        </w:rPr>
-        <w:t>- регистрационные данные клиентов;</w:t>
-      </w:r>
-    </w:p>
-    <w:p>
-      <w:pPr>
-        <w:ind w:left="567"/>
-        <w:rPr>
-          <w:lang w:val="ru-RU"/>
-        </w:rPr>
-      </w:pPr>
-      <w:r>
-        <w:rPr>
-          <w:lang w:val="ru-RU"/>
-        </w:rPr>
-        <w:t xml:space="preserve">- бюджет </w:t>
-      </w:r>
-      <w:r>
-        <w:rPr>
-          <w:lang w:val="ru-RU"/>
-        </w:rPr>
-        <w:t>клиента при автосборке;</w:t>
-      </w:r>
-    </w:p>
-    <w:p>
-      <w:pPr>
-        <w:ind w:left="567"/>
-        <w:rPr>
-          <w:lang w:val="ru-RU"/>
-        </w:rPr>
-      </w:pPr>
-      <w:r>
-        <w:rPr>
-          <w:lang w:val="ru-RU"/>
-        </w:rPr>
-        <w:t>- выбор компонентов при ручной сборке;</w:t>
-      </w:r>
-    </w:p>
-    <w:p>
-      <w:pPr>
-        <w:ind w:left="567"/>
-        <w:rPr>
-          <w:lang w:val="ru-RU"/>
-        </w:rPr>
-      </w:pPr>
-      <w:r>
-        <w:rPr>
-          <w:lang w:val="ru-RU"/>
-        </w:rPr>
-        <w:t>- изменения сборки;</w:t>
-      </w:r>
-    </w:p>
-    <w:p>
-      <w:pPr>
-        <w:ind w:left="567"/>
-        <w:rPr>
-          <w:lang w:val="ru-RU"/>
-        </w:rPr>
-      </w:pPr>
-      <w:r>
-        <w:rPr>
-          <w:lang w:val="ru-RU"/>
-        </w:rPr>
-        <w:t>- параметры публикации сборки;</w:t>
-      </w:r>
-    </w:p>
-    <w:p>
-      <w:pPr>
-        <w:ind w:left="567"/>
-        <w:rPr>
-          <w:lang w:val="ru-RU"/>
-        </w:rPr>
-      </w:pPr>
-      <w:r>
-        <w:rPr>
-          <w:lang w:val="ru-RU"/>
-        </w:rPr>
-        <w:t>- данные клиента.</w:t>
-      </w:r>
-    </w:p>
-    <w:p>
-      <w:pPr>
-        <w:spacing w:line="480" w:lineRule="auto"/>
+      </w:pPr>
+      <w:r>
         <w:rPr>
           <w:bCs/>
           <w:lang w:val="ru-RU"/>
         </w:rPr>
-      </w:pPr>
-      <w:r>
-        <w:rPr>
-          <w:bCs/>
-          <w:lang w:val="ru-RU"/>
-        </w:rPr>
         <w:t>1.6 Описание выходной информации</w:t>
       </w:r>
     </w:p>
@@ -3339,13 +3320,7 @@
         <w:rPr>
           <w:lang w:val="ru-RU"/>
         </w:rPr>
-        <w:t>В процессе работы системы выходной информацией будут являться готовые конфигурации ПК, отче</w:t>
-      </w:r>
-      <w:r>
-        <w:rPr>
-          <w:lang w:val="ru-RU"/>
-        </w:rPr>
-        <w:t>ты по сборкам, рекомендации ИИ по оптимизации сборки, итоговая цена и индикатор баланса сборки, ссылка для обмена сборкой, история сборок клиента, каталог комплектующих.</w:t>
+        <w:t>В процессе работы системы выходной информацией будут являться готовые конфигурации ПК, отчеты по сборкам, рекомендации ИИ по оптимизации сборки, итоговая цена и индикатор баланса сборки, ссылка для обмена сборкой, история сборок клиента, каталог комплектующих.</w:t>
       </w:r>
     </w:p>
     <w:p>
@@ -3360,6 +3335,44 @@
         </w:rPr>
         <w:t>Описание выходных документов представлено в таблице 1.6.1.</w:t>
       </w:r>
+    </w:p>
+    <w:p>
+      <w:proofErr w:type="spellStart"/>
+      <w:r>
+        <w:t>Таблица</w:t>
+      </w:r>
+      <w:proofErr w:type="spellEnd"/>
+      <w:r>
+        <w:t xml:space="preserve"> 1.6.1 – </w:t>
+      </w:r>
+      <w:proofErr w:type="spellStart"/>
+      <w:r>
+        <w:t>Описание</w:t>
+      </w:r>
+      <w:proofErr w:type="spellEnd"/>
+      <w:r>
+        <w:t xml:space="preserve"> </w:t>
+      </w:r>
+      <w:proofErr w:type="spellStart"/>
+      <w:r>
+        <w:t>выходных</w:t>
+      </w:r>
+      <w:proofErr w:type="spellEnd"/>
+      <w:r>
+        <w:t xml:space="preserve"> </w:t>
+      </w:r>
+      <w:proofErr w:type="spellStart"/>
+      <w:r>
+        <w:t>документов</w:t>
+      </w:r>
+      <w:proofErr w:type="spellEnd"/>
+    </w:p>
+    <w:p>
+      <w:pPr>
+        <w:rPr>
+          <w:lang w:val="ru-RU"/>
+        </w:rPr>
+      </w:pPr>
     </w:p>
     <w:tbl>
       <w:tblPr>
@@ -3392,6 +3405,8 @@
           </w:tcPr>
           <w:p>
             <w:pPr>
+              <w:spacing w:line="240" w:lineRule="auto"/>
+              <w:ind w:firstLine="0"/>
               <w:jc w:val="center"/>
               <w:rPr>
                 <w:bCs/>
@@ -3412,6 +3427,8 @@
           </w:tcPr>
           <w:p>
             <w:pPr>
+              <w:spacing w:line="240" w:lineRule="auto"/>
+              <w:ind w:firstLine="0"/>
               <w:jc w:val="center"/>
               <w:rPr>
                 <w:bCs/>
@@ -3421,13 +3438,7 @@
               <w:rPr>
                 <w:bCs/>
               </w:rPr>
-              <w:t>Пери</w:t>
-            </w:r>
-            <w:r>
-              <w:rPr>
-                <w:bCs/>
-              </w:rPr>
-              <w:t>одичность выдачи документа</w:t>
+              <w:t>Периодичность выдачи документа</w:t>
             </w:r>
           </w:p>
         </w:tc>
@@ -3438,6 +3449,8 @@
           </w:tcPr>
           <w:p>
             <w:pPr>
+              <w:spacing w:line="240" w:lineRule="auto"/>
+              <w:ind w:firstLine="0"/>
               <w:jc w:val="center"/>
               <w:rPr>
                 <w:bCs/>
@@ -3458,6 +3471,8 @@
           </w:tcPr>
           <w:p>
             <w:pPr>
+              <w:spacing w:line="240" w:lineRule="auto"/>
+              <w:ind w:firstLine="0"/>
               <w:jc w:val="center"/>
               <w:rPr>
                 <w:bCs/>
@@ -3482,6 +3497,11 @@
             <w:vAlign w:val="center"/>
           </w:tcPr>
           <w:p>
+            <w:pPr>
+              <w:spacing w:line="240" w:lineRule="auto"/>
+              <w:ind w:firstLine="0"/>
+              <w:jc w:val="center"/>
+            </w:pPr>
             <w:r>
               <w:t>Конфигурация ПК</w:t>
             </w:r>
@@ -3494,6 +3514,8 @@
           </w:tcPr>
           <w:p>
             <w:pPr>
+              <w:spacing w:line="240" w:lineRule="auto"/>
+              <w:ind w:firstLine="0"/>
               <w:jc w:val="center"/>
             </w:pPr>
             <w:r>
@@ -3508,6 +3530,8 @@
           </w:tcPr>
           <w:p>
             <w:pPr>
+              <w:spacing w:line="240" w:lineRule="auto"/>
+              <w:ind w:firstLine="0"/>
               <w:jc w:val="center"/>
             </w:pPr>
             <w:r>
@@ -3522,183 +3546,8 @@
           </w:tcPr>
           <w:p>
             <w:pPr>
-              <w:jc w:val="center"/>
-            </w:pPr>
-            <w:r>
-              <w:t>Пользователю</w:t>
-            </w:r>
-          </w:p>
-        </w:tc>
-      </w:tr>
-      <w:tr>
-        <w:trPr>
-          <w:jc w:val="center"/>
-        </w:trPr>
-        <w:tc>
-          <w:tcPr>
-            <w:tcW w:w="2422" w:type="dxa"/>
-            <w:vAlign w:val="center"/>
-          </w:tcPr>
-          <w:p>
-            <w:r>
-              <w:t>Отчет по сборке</w:t>
-            </w:r>
-          </w:p>
-        </w:tc>
-        <w:tc>
-          <w:tcPr>
-            <w:tcW w:w="2422" w:type="dxa"/>
-            <w:vAlign w:val="center"/>
-          </w:tcPr>
-          <w:p>
-            <w:pPr>
-              <w:jc w:val="center"/>
-            </w:pPr>
-            <w:r>
-              <w:t>По запросу пользователя</w:t>
-            </w:r>
-          </w:p>
-        </w:tc>
-        <w:tc>
-          <w:tcPr>
-            <w:tcW w:w="2422" w:type="dxa"/>
-            <w:vAlign w:val="center"/>
-          </w:tcPr>
-          <w:p>
-            <w:pPr>
-              <w:jc w:val="center"/>
-            </w:pPr>
-            <w:r>
-              <w:t>1</w:t>
-            </w:r>
-          </w:p>
-        </w:tc>
-        <w:tc>
-          <w:tcPr>
-            <w:tcW w:w="2422" w:type="dxa"/>
-            <w:vAlign w:val="center"/>
-          </w:tcPr>
-          <w:p>
-            <w:pPr>
-              <w:jc w:val="center"/>
-            </w:pPr>
-            <w:r>
-              <w:t>Пользователю</w:t>
-            </w:r>
-          </w:p>
-        </w:tc>
-      </w:tr>
-      <w:tr>
-        <w:trPr>
-          <w:jc w:val="center"/>
-        </w:trPr>
-        <w:tc>
-          <w:tcPr>
-            <w:tcW w:w="2422" w:type="dxa"/>
-            <w:vAlign w:val="center"/>
-          </w:tcPr>
-          <w:p>
-            <w:r>
-              <w:t>Рекомендации ИИ</w:t>
-            </w:r>
-          </w:p>
-        </w:tc>
-        <w:tc>
-          <w:tcPr>
-            <w:tcW w:w="2422" w:type="dxa"/>
-            <w:vAlign w:val="center"/>
-          </w:tcPr>
-          <w:p>
-            <w:pPr>
-              <w:jc w:val="center"/>
-            </w:pPr>
-            <w:r>
-              <w:t>При создании сборки</w:t>
-            </w:r>
-          </w:p>
-        </w:tc>
-        <w:tc>
-          <w:tcPr>
-            <w:tcW w:w="2422" w:type="dxa"/>
-            <w:vAlign w:val="center"/>
-          </w:tcPr>
-          <w:p>
-            <w:pPr>
-              <w:jc w:val="center"/>
-            </w:pPr>
-            <w:r>
-              <w:t>1</w:t>
-            </w:r>
-          </w:p>
-        </w:tc>
-        <w:tc>
-          <w:tcPr>
-            <w:tcW w:w="2422" w:type="dxa"/>
-            <w:vAlign w:val="center"/>
-          </w:tcPr>
-          <w:p>
-            <w:pPr>
-              <w:jc w:val="center"/>
-            </w:pPr>
-            <w:r>
-              <w:t>Пользователю</w:t>
-            </w:r>
-          </w:p>
-        </w:tc>
-      </w:tr>
-      <w:tr>
-        <w:trPr>
-          <w:jc w:val="center"/>
-        </w:trPr>
-        <w:tc>
-          <w:tcPr>
-            <w:tcW w:w="2422" w:type="dxa"/>
-            <w:vAlign w:val="center"/>
-          </w:tcPr>
-          <w:p>
-            <w:r>
-              <w:t>Ссылка на сборку</w:t>
-            </w:r>
-          </w:p>
-        </w:tc>
-        <w:tc>
-          <w:tcPr>
-            <w:tcW w:w="2422" w:type="dxa"/>
-            <w:vAlign w:val="center"/>
-          </w:tcPr>
-          <w:p>
-            <w:pPr>
-              <w:jc w:val="center"/>
-            </w:pPr>
-            <w:r>
-              <w:t xml:space="preserve">По запросу </w:t>
-            </w:r>
-            <w:r>
-              <w:t>пользователя</w:t>
-            </w:r>
-          </w:p>
-        </w:tc>
-        <w:tc>
-          <w:tcPr>
-            <w:tcW w:w="2422" w:type="dxa"/>
-            <w:vAlign w:val="center"/>
-          </w:tcPr>
-          <w:p>
-            <w:pPr>
-              <w:jc w:val="center"/>
-            </w:pPr>
-            <w:r>
-              <w:t>1</w:t>
-            </w:r>
-          </w:p>
-        </w:tc>
-        <w:tc>
-          <w:tcPr>
-            <w:tcW w:w="2422" w:type="dxa"/>
-            <w:vAlign w:val="center"/>
-          </w:tcPr>
-          <w:p>
-            <w:pPr>
+              <w:spacing w:line="240" w:lineRule="auto"/>
+              <w:ind w:firstLine="0"/>
               <w:jc w:val="center"/>
             </w:pPr>
             <w:r>
@@ -3718,22 +3567,12 @@
           </w:tcPr>
           <w:p>
             <w:pPr>
-              <w:rPr>
-                <w:lang w:val="ru-RU"/>
-              </w:rPr>
+              <w:spacing w:line="240" w:lineRule="auto"/>
+              <w:ind w:firstLine="0"/>
+              <w:jc w:val="center"/>
             </w:pPr>
             <w:r>
-              <w:rPr>
-                <w:lang w:val="ru-RU"/>
-              </w:rPr>
-              <w:t xml:space="preserve">Итоговая цена и индикатор </w:t>
-            </w:r>
-            <w:r>
-              <w:rPr>
-                <w:lang w:val="ru-RU"/>
-              </w:rPr>
-              <w:lastRenderedPageBreak/>
-              <w:t>баланса</w:t>
+              <w:t>Отчет по сборке</w:t>
             </w:r>
           </w:p>
         </w:tc>
@@ -3744,11 +3583,12 @@
           </w:tcPr>
           <w:p>
             <w:pPr>
+              <w:spacing w:line="240" w:lineRule="auto"/>
+              <w:ind w:firstLine="0"/>
               <w:jc w:val="center"/>
             </w:pPr>
             <w:r>
-              <w:lastRenderedPageBreak/>
-              <w:t>При создании сборки</w:t>
+              <w:t>По запросу пользователя</w:t>
             </w:r>
           </w:p>
         </w:tc>
@@ -3759,6 +3599,8 @@
           </w:tcPr>
           <w:p>
             <w:pPr>
+              <w:spacing w:line="240" w:lineRule="auto"/>
+              <w:ind w:firstLine="0"/>
               <w:jc w:val="center"/>
             </w:pPr>
             <w:r>
@@ -3773,6 +3615,8 @@
           </w:tcPr>
           <w:p>
             <w:pPr>
+              <w:spacing w:line="240" w:lineRule="auto"/>
+              <w:ind w:firstLine="0"/>
               <w:jc w:val="center"/>
             </w:pPr>
             <w:r>
@@ -3791,8 +3635,13 @@
             <w:vAlign w:val="center"/>
           </w:tcPr>
           <w:p>
+            <w:pPr>
+              <w:spacing w:line="240" w:lineRule="auto"/>
+              <w:ind w:firstLine="0"/>
+              <w:jc w:val="center"/>
+            </w:pPr>
             <w:r>
-              <w:t>История сборок клиента</w:t>
+              <w:t>Рекомендации ИИ</w:t>
             </w:r>
           </w:p>
         </w:tc>
@@ -3803,10 +3652,12 @@
           </w:tcPr>
           <w:p>
             <w:pPr>
+              <w:spacing w:line="240" w:lineRule="auto"/>
+              <w:ind w:firstLine="0"/>
               <w:jc w:val="center"/>
             </w:pPr>
             <w:r>
-              <w:t>По запросу пользователя</w:t>
+              <w:t>При создании сборки</w:t>
             </w:r>
           </w:p>
         </w:tc>
@@ -3817,6 +3668,8 @@
           </w:tcPr>
           <w:p>
             <w:pPr>
+              <w:spacing w:line="240" w:lineRule="auto"/>
+              <w:ind w:firstLine="0"/>
               <w:jc w:val="center"/>
             </w:pPr>
             <w:r>
@@ -3831,6 +3684,8 @@
           </w:tcPr>
           <w:p>
             <w:pPr>
+              <w:spacing w:line="240" w:lineRule="auto"/>
+              <w:ind w:firstLine="0"/>
               <w:jc w:val="center"/>
             </w:pPr>
             <w:r>
@@ -3849,8 +3704,13 @@
             <w:vAlign w:val="center"/>
           </w:tcPr>
           <w:p>
+            <w:pPr>
+              <w:spacing w:line="240" w:lineRule="auto"/>
+              <w:ind w:firstLine="0"/>
+              <w:jc w:val="center"/>
+            </w:pPr>
             <w:r>
-              <w:t>Каталог комплектующих</w:t>
+              <w:t>Ссылка на сборку</w:t>
             </w:r>
           </w:p>
         </w:tc>
@@ -3861,6 +3721,8 @@
           </w:tcPr>
           <w:p>
             <w:pPr>
+              <w:spacing w:line="240" w:lineRule="auto"/>
+              <w:ind w:firstLine="0"/>
               <w:jc w:val="center"/>
             </w:pPr>
             <w:r>
@@ -3875,6 +3737,8 @@
           </w:tcPr>
           <w:p>
             <w:pPr>
+              <w:spacing w:line="240" w:lineRule="auto"/>
+              <w:ind w:firstLine="0"/>
               <w:jc w:val="center"/>
             </w:pPr>
             <w:r>
@@ -3889,500 +3753,12 @@
           </w:tcPr>
           <w:p>
             <w:pPr>
+              <w:spacing w:line="240" w:lineRule="auto"/>
+              <w:ind w:firstLine="0"/>
               <w:jc w:val="center"/>
             </w:pPr>
             <w:r>
               <w:t>Пользователю</w:t>
-            </w:r>
-          </w:p>
-        </w:tc>
-      </w:tr>
-    </w:tbl>
-    <w:p>
-      <w:pPr>
-        <w:jc w:val="center"/>
-      </w:pPr>
-      <w:r>
-        <w:t xml:space="preserve">Таблица 1.6.1 – Описание </w:t>
-      </w:r>
-      <w:r>
-        <w:t>выходных документов</w:t>
-      </w:r>
-    </w:p>
-    <w:p>
-      <w:pPr>
-        <w:rPr>
-          <w:lang w:val="ru-RU"/>
-        </w:rPr>
-      </w:pPr>
-      <w:r>
-        <w:rPr>
-          <w:lang w:val="ru-RU"/>
-        </w:rPr>
-        <w:t>Шаблоны выходных документов представлены на рисунках 1.6.2 – 1.6.8.</w:t>
-      </w:r>
-    </w:p>
-    <w:tbl>
-      <w:tblPr>
-        <w:tblW w:w="0" w:type="auto"/>
-        <w:jc w:val="center"/>
-        <w:tblBorders>
-          <w:top w:val="single" w:sz="4" w:space="0" w:color="000000"/>
-          <w:left w:val="single" w:sz="4" w:space="0" w:color="000000"/>
-          <w:bottom w:val="single" w:sz="4" w:space="0" w:color="000000"/>
-          <w:right w:val="single" w:sz="4" w:space="0" w:color="000000"/>
-          <w:insideH w:val="single" w:sz="4" w:space="0" w:color="000000"/>
-          <w:insideV w:val="single" w:sz="4" w:space="0" w:color="000000"/>
-        </w:tblBorders>
-        <w:tblLook w:val="04A0" w:firstRow="1" w:lastRow="0" w:firstColumn="1" w:lastColumn="0" w:noHBand="0" w:noVBand="1"/>
-      </w:tblPr>
-      <w:tblGrid>
-        <w:gridCol w:w="1915"/>
-        <w:gridCol w:w="1910"/>
-        <w:gridCol w:w="1882"/>
-        <w:gridCol w:w="2340"/>
-        <w:gridCol w:w="1858"/>
-      </w:tblGrid>
-      <w:tr>
-        <w:trPr>
-          <w:jc w:val="center"/>
-        </w:trPr>
-        <w:tc>
-          <w:tcPr>
-            <w:tcW w:w="1938" w:type="dxa"/>
-            <w:vAlign w:val="center"/>
-          </w:tcPr>
-          <w:p>
-            <w:pPr>
-              <w:jc w:val="center"/>
-            </w:pPr>
-            <w:r>
-              <w:rPr>
-                <w:b/>
-              </w:rPr>
-              <w:t>Компонент</w:t>
-            </w:r>
-          </w:p>
-        </w:tc>
-        <w:tc>
-          <w:tcPr>
-            <w:tcW w:w="1938" w:type="dxa"/>
-            <w:vAlign w:val="center"/>
-          </w:tcPr>
-          <w:p>
-            <w:pPr>
-              <w:jc w:val="center"/>
-            </w:pPr>
-            <w:r>
-              <w:rPr>
-                <w:b/>
-              </w:rPr>
-              <w:t>Категория</w:t>
-            </w:r>
-          </w:p>
-        </w:tc>
-        <w:tc>
-          <w:tcPr>
-            <w:tcW w:w="1938" w:type="dxa"/>
-            <w:vAlign w:val="center"/>
-          </w:tcPr>
-          <w:p>
-            <w:pPr>
-              <w:jc w:val="center"/>
-            </w:pPr>
-            <w:r>
-              <w:rPr>
-                <w:b/>
-              </w:rPr>
-              <w:t>Модель</w:t>
-            </w:r>
-          </w:p>
-        </w:tc>
-        <w:tc>
-          <w:tcPr>
-            <w:tcW w:w="1938" w:type="dxa"/>
-            <w:vAlign w:val="center"/>
-          </w:tcPr>
-          <w:p>
-            <w:pPr>
-              <w:jc w:val="center"/>
-            </w:pPr>
-            <w:r>
-              <w:rPr>
-                <w:b/>
-              </w:rPr>
-              <w:t>Характеристики</w:t>
-            </w:r>
-          </w:p>
-        </w:tc>
-        <w:tc>
-          <w:tcPr>
-            <w:tcW w:w="1938" w:type="dxa"/>
-            <w:vAlign w:val="center"/>
-          </w:tcPr>
-          <w:p>
-            <w:pPr>
-              <w:jc w:val="center"/>
-            </w:pPr>
-            <w:r>
-              <w:rPr>
-                <w:b/>
-              </w:rPr>
-              <w:t>Цена</w:t>
-            </w:r>
-          </w:p>
-        </w:tc>
-      </w:tr>
-      <w:tr>
-        <w:trPr>
-          <w:jc w:val="center"/>
-        </w:trPr>
-        <w:tc>
-          <w:tcPr>
-            <w:tcW w:w="1938" w:type="dxa"/>
-            <w:vAlign w:val="center"/>
-          </w:tcPr>
-          <w:p>
-            <w:pPr>
-              <w:jc w:val="center"/>
-            </w:pPr>
-          </w:p>
-        </w:tc>
-        <w:tc>
-          <w:tcPr>
-            <w:tcW w:w="1938" w:type="dxa"/>
-            <w:vAlign w:val="center"/>
-          </w:tcPr>
-          <w:p>
-            <w:pPr>
-              <w:jc w:val="center"/>
-            </w:pPr>
-          </w:p>
-        </w:tc>
-        <w:tc>
-          <w:tcPr>
-            <w:tcW w:w="1938" w:type="dxa"/>
-            <w:vAlign w:val="center"/>
-          </w:tcPr>
-          <w:p>
-            <w:pPr>
-              <w:jc w:val="center"/>
-            </w:pPr>
-          </w:p>
-        </w:tc>
-        <w:tc>
-          <w:tcPr>
-            <w:tcW w:w="1938" w:type="dxa"/>
-            <w:vAlign w:val="center"/>
-          </w:tcPr>
-          <w:p>
-            <w:pPr>
-              <w:jc w:val="center"/>
-            </w:pPr>
-          </w:p>
-        </w:tc>
-        <w:tc>
-          <w:tcPr>
-            <w:tcW w:w="1938" w:type="dxa"/>
-            <w:vAlign w:val="center"/>
-          </w:tcPr>
-          <w:p>
-            <w:pPr>
-              <w:jc w:val="center"/>
-            </w:pPr>
-          </w:p>
-        </w:tc>
-      </w:tr>
-    </w:tbl>
-    <w:p>
-      <w:pPr>
-        <w:jc w:val="center"/>
-        <w:rPr>
-          <w:lang w:val="ru-RU"/>
-        </w:rPr>
-      </w:pPr>
-      <w:r>
-        <w:rPr>
-          <w:lang w:val="ru-RU"/>
-        </w:rPr>
-        <w:t>Рисунок 1.6.2 – Шаблон выходного документа – Конфигурация ПК</w:t>
-      </w:r>
-    </w:p>
-    <w:tbl>
-      <w:tblPr>
-        <w:tblW w:w="0" w:type="auto"/>
-        <w:jc w:val="center"/>
-        <w:tblBorders>
-          <w:top w:val="single" w:sz="4" w:space="0" w:color="000000"/>
-          <w:left w:val="single" w:sz="4" w:space="0" w:color="000000"/>
-          <w:bottom w:val="single" w:sz="4" w:space="0" w:color="000000"/>
-          <w:right w:val="single" w:sz="4" w:space="0" w:color="000000"/>
-          <w:insideH w:val="single" w:sz="4" w:space="0" w:color="000000"/>
-          <w:insideV w:val="single" w:sz="4" w:space="0" w:color="000000"/>
-        </w:tblBorders>
-        <w:tblLook w:val="04A0" w:firstRow="1" w:lastRow="0" w:firstColumn="1" w:lastColumn="0" w:noHBand="0" w:noVBand="1"/>
-      </w:tblPr>
-      <w:tblGrid>
-        <w:gridCol w:w="1925"/>
-        <w:gridCol w:w="1936"/>
-        <w:gridCol w:w="2189"/>
-        <w:gridCol w:w="1929"/>
-        <w:gridCol w:w="1926"/>
-      </w:tblGrid>
-      <w:tr>
-        <w:trPr>
-          <w:jc w:val="center"/>
-        </w:trPr>
-        <w:tc>
-          <w:tcPr>
-            <w:tcW w:w="1938" w:type="dxa"/>
-            <w:vAlign w:val="center"/>
-          </w:tcPr>
-          <w:p>
-            <w:pPr>
-              <w:jc w:val="center"/>
-            </w:pPr>
-            <w:r>
-              <w:rPr>
-                <w:b/>
-              </w:rPr>
-              <w:t>Название сборки</w:t>
-            </w:r>
-          </w:p>
-        </w:tc>
-        <w:tc>
-          <w:tcPr>
-            <w:tcW w:w="1938" w:type="dxa"/>
-            <w:vAlign w:val="center"/>
-          </w:tcPr>
-          <w:p>
-            <w:pPr>
-              <w:jc w:val="center"/>
-            </w:pPr>
-            <w:r>
-              <w:rPr>
-                <w:b/>
-              </w:rPr>
-              <w:t>Компоненты</w:t>
-            </w:r>
-          </w:p>
-        </w:tc>
-        <w:tc>
-          <w:tcPr>
-            <w:tcW w:w="1938" w:type="dxa"/>
-            <w:vAlign w:val="center"/>
-          </w:tcPr>
-          <w:p>
-            <w:pPr>
-              <w:jc w:val="center"/>
-            </w:pPr>
-            <w:r>
-              <w:rPr>
-                <w:b/>
-              </w:rPr>
-              <w:t>Совместимость</w:t>
-            </w:r>
-          </w:p>
-        </w:tc>
-        <w:tc>
-          <w:tcPr>
-            <w:tcW w:w="1938" w:type="dxa"/>
-            <w:vAlign w:val="center"/>
-          </w:tcPr>
-          <w:p>
-            <w:pPr>
-              <w:jc w:val="center"/>
-            </w:pPr>
-            <w:r>
-              <w:rPr>
-                <w:b/>
-              </w:rPr>
-              <w:t>Стоимость</w:t>
-            </w:r>
-          </w:p>
-        </w:tc>
-        <w:tc>
-          <w:tcPr>
-            <w:tcW w:w="1938" w:type="dxa"/>
-            <w:vAlign w:val="center"/>
-          </w:tcPr>
-          <w:p>
-            <w:pPr>
-              <w:jc w:val="center"/>
-            </w:pPr>
-            <w:r>
-              <w:rPr>
-                <w:b/>
-              </w:rPr>
-              <w:t>Баланс CPU/GPU</w:t>
-            </w:r>
-          </w:p>
-        </w:tc>
-      </w:tr>
-      <w:tr>
-        <w:trPr>
-          <w:jc w:val="center"/>
-        </w:trPr>
-        <w:tc>
-          <w:tcPr>
-            <w:tcW w:w="1938" w:type="dxa"/>
-            <w:vAlign w:val="center"/>
-          </w:tcPr>
-          <w:p>
-            <w:pPr>
-              <w:jc w:val="center"/>
-            </w:pPr>
-          </w:p>
-        </w:tc>
-        <w:tc>
-          <w:tcPr>
-            <w:tcW w:w="1938" w:type="dxa"/>
-            <w:vAlign w:val="center"/>
-          </w:tcPr>
-          <w:p>
-            <w:pPr>
-              <w:jc w:val="center"/>
-            </w:pPr>
-          </w:p>
-        </w:tc>
-        <w:tc>
-          <w:tcPr>
-            <w:tcW w:w="1938" w:type="dxa"/>
-            <w:vAlign w:val="center"/>
-          </w:tcPr>
-          <w:p>
-            <w:pPr>
-              <w:jc w:val="center"/>
-            </w:pPr>
-          </w:p>
-        </w:tc>
-        <w:tc>
-          <w:tcPr>
-            <w:tcW w:w="1938" w:type="dxa"/>
-            <w:vAlign w:val="center"/>
-          </w:tcPr>
-          <w:p>
-            <w:pPr>
-              <w:jc w:val="center"/>
-            </w:pPr>
-          </w:p>
-        </w:tc>
-        <w:tc>
-          <w:tcPr>
-            <w:tcW w:w="1938" w:type="dxa"/>
-            <w:vAlign w:val="center"/>
-          </w:tcPr>
-          <w:p>
-            <w:pPr>
-              <w:jc w:val="center"/>
-            </w:pPr>
-          </w:p>
-        </w:tc>
-      </w:tr>
-    </w:tbl>
-    <w:p>
-      <w:pPr>
-        <w:jc w:val="center"/>
-        <w:rPr>
-          <w:lang w:val="ru-RU"/>
-        </w:rPr>
-      </w:pPr>
-      <w:r>
-        <w:rPr>
-          <w:lang w:val="ru-RU"/>
-        </w:rPr>
-        <w:t>Рисунок 1.6.3 – Шаблон выходного документа – Отчет по сборке</w:t>
-      </w:r>
-    </w:p>
-    <w:tbl>
-      <w:tblPr>
-        <w:tblW w:w="0" w:type="auto"/>
-        <w:jc w:val="center"/>
-        <w:tblBorders>
-          <w:top w:val="single" w:sz="4" w:space="0" w:color="000000"/>
-          <w:left w:val="single" w:sz="4" w:space="0" w:color="000000"/>
-          <w:bottom w:val="single" w:sz="4" w:space="0" w:color="000000"/>
-          <w:right w:val="single" w:sz="4" w:space="0" w:color="000000"/>
-          <w:insideH w:val="single" w:sz="4" w:space="0" w:color="000000"/>
-          <w:insideV w:val="single" w:sz="4" w:space="0" w:color="000000"/>
-        </w:tblBorders>
-        <w:tblLook w:val="04A0" w:firstRow="1" w:lastRow="0" w:firstColumn="1" w:lastColumn="0" w:noHBand="0" w:noVBand="1"/>
-      </w:tblPr>
-      <w:tblGrid>
-        <w:gridCol w:w="2422"/>
-        <w:gridCol w:w="2422"/>
-        <w:gridCol w:w="2422"/>
-        <w:gridCol w:w="2422"/>
-      </w:tblGrid>
-      <w:tr>
-        <w:trPr>
-          <w:jc w:val="center"/>
-        </w:trPr>
-        <w:tc>
-          <w:tcPr>
-            <w:tcW w:w="2422" w:type="dxa"/>
-            <w:vAlign w:val="center"/>
-          </w:tcPr>
-          <w:p>
-            <w:pPr>
-              <w:jc w:val="center"/>
-            </w:pPr>
-            <w:r>
-              <w:rPr>
-                <w:b/>
-              </w:rPr>
-              <w:t>Рекомендация</w:t>
-            </w:r>
-          </w:p>
-        </w:tc>
-        <w:tc>
-          <w:tcPr>
-            <w:tcW w:w="2422" w:type="dxa"/>
-            <w:vAlign w:val="center"/>
-          </w:tcPr>
-          <w:p>
-            <w:pPr>
-              <w:jc w:val="center"/>
-            </w:pPr>
-            <w:r>
-              <w:rPr>
-                <w:b/>
-              </w:rPr>
-              <w:t>Компонент</w:t>
-            </w:r>
-          </w:p>
-        </w:tc>
-        <w:tc>
-          <w:tcPr>
-            <w:tcW w:w="2422" w:type="dxa"/>
-            <w:vAlign w:val="center"/>
-          </w:tcPr>
-          <w:p>
-            <w:pPr>
-              <w:jc w:val="center"/>
-            </w:pPr>
-            <w:r>
-              <w:rPr>
-                <w:b/>
-              </w:rPr>
-              <w:t>Причина</w:t>
-            </w:r>
-          </w:p>
-        </w:tc>
-        <w:tc>
-          <w:tcPr>
-            <w:tcW w:w="2422" w:type="dxa"/>
-            <w:vAlign w:val="center"/>
-          </w:tcPr>
-          <w:p>
-            <w:pPr>
-              <w:jc w:val="center"/>
-            </w:pPr>
-            <w:r>
-              <w:rPr>
-                <w:b/>
-              </w:rPr>
-              <w:t>Ожидаемый результат</w:t>
             </w:r>
           </w:p>
         </w:tc>
@@ -4398,97 +3774,18 @@
           </w:tcPr>
           <w:p>
             <w:pPr>
+              <w:spacing w:line="240" w:lineRule="auto"/>
+              <w:ind w:firstLine="0"/>
               <w:jc w:val="center"/>
-            </w:pPr>
-          </w:p>
-        </w:tc>
-        <w:tc>
-          <w:tcPr>
-            <w:tcW w:w="2422" w:type="dxa"/>
-            <w:vAlign w:val="center"/>
-          </w:tcPr>
-          <w:p>
-            <w:pPr>
-              <w:jc w:val="center"/>
-            </w:pPr>
-          </w:p>
-        </w:tc>
-        <w:tc>
-          <w:tcPr>
-            <w:tcW w:w="2422" w:type="dxa"/>
-            <w:vAlign w:val="center"/>
-          </w:tcPr>
-          <w:p>
-            <w:pPr>
-              <w:jc w:val="center"/>
-            </w:pPr>
-          </w:p>
-        </w:tc>
-        <w:tc>
-          <w:tcPr>
-            <w:tcW w:w="2422" w:type="dxa"/>
-            <w:vAlign w:val="center"/>
-          </w:tcPr>
-          <w:p>
-            <w:pPr>
-              <w:jc w:val="center"/>
-            </w:pPr>
-          </w:p>
-        </w:tc>
-      </w:tr>
-    </w:tbl>
-    <w:p>
-      <w:pPr>
-        <w:jc w:val="center"/>
-        <w:rPr>
-          <w:lang w:val="ru-RU"/>
-        </w:rPr>
-      </w:pPr>
-      <w:r>
-        <w:rPr>
-          <w:lang w:val="ru-RU"/>
-        </w:rPr>
-        <w:t>Рисунок 1.6.4 – Шаблон выходного документа – Рекомендации ИИ</w:t>
-      </w:r>
-    </w:p>
-    <w:tbl>
-      <w:tblPr>
-        <w:tblW w:w="0" w:type="auto"/>
-        <w:jc w:val="center"/>
-        <w:tblBorders>
-          <w:top w:val="single" w:sz="4" w:space="0" w:color="000000"/>
-          <w:left w:val="single" w:sz="4" w:space="0" w:color="000000"/>
-          <w:bottom w:val="single" w:sz="4" w:space="0" w:color="000000"/>
-          <w:right w:val="single" w:sz="4" w:space="0" w:color="000000"/>
-          <w:insideH w:val="single" w:sz="4" w:space="0" w:color="000000"/>
-          <w:insideV w:val="single" w:sz="4" w:space="0" w:color="000000"/>
-        </w:tblBorders>
-        <w:tblLook w:val="04A0" w:firstRow="1" w:lastRow="0" w:firstColumn="1" w:lastColumn="0" w:noHBand="0" w:noVBand="1"/>
-      </w:tblPr>
-      <w:tblGrid>
-        <w:gridCol w:w="2422"/>
-        <w:gridCol w:w="2422"/>
-        <w:gridCol w:w="2422"/>
-        <w:gridCol w:w="2422"/>
-      </w:tblGrid>
-      <w:tr>
-        <w:trPr>
-          <w:jc w:val="center"/>
-        </w:trPr>
-        <w:tc>
-          <w:tcPr>
-            <w:tcW w:w="2422" w:type="dxa"/>
-            <w:vAlign w:val="center"/>
-          </w:tcPr>
-          <w:p>
-            <w:pPr>
-              <w:jc w:val="center"/>
+              <w:rPr>
+                <w:lang w:val="ru-RU"/>
+              </w:rPr>
             </w:pPr>
             <w:r>
               <w:rPr>
-                <w:b/>
+                <w:lang w:val="ru-RU"/>
               </w:rPr>
-              <w:t>Название сборки</w:t>
+              <w:t>Итоговая цена и индикатор баланса</w:t>
             </w:r>
           </w:p>
         </w:tc>
@@ -4499,13 +3796,12 @@
           </w:tcPr>
           <w:p>
             <w:pPr>
+              <w:spacing w:line="240" w:lineRule="auto"/>
+              <w:ind w:firstLine="0"/>
               <w:jc w:val="center"/>
             </w:pPr>
             <w:r>
-              <w:rPr>
-                <w:b/>
-              </w:rPr>
-              <w:t>Автор</w:t>
+              <w:t>При создании сборки</w:t>
             </w:r>
           </w:p>
         </w:tc>
@@ -4516,19 +3812,12 @@
           </w:tcPr>
           <w:p>
             <w:pPr>
+              <w:spacing w:line="240" w:lineRule="auto"/>
+              <w:ind w:firstLine="0"/>
               <w:jc w:val="center"/>
             </w:pPr>
             <w:r>
-              <w:rPr>
-                <w:b/>
-              </w:rPr>
-              <w:t xml:space="preserve">Дата </w:t>
-            </w:r>
-            <w:r>
-              <w:rPr>
-                <w:b/>
-              </w:rPr>
-              <w:t>публикации</w:t>
+              <w:t>1</w:t>
             </w:r>
           </w:p>
         </w:tc>
@@ -4539,13 +3828,12 @@
           </w:tcPr>
           <w:p>
             <w:pPr>
+              <w:spacing w:line="240" w:lineRule="auto"/>
+              <w:ind w:firstLine="0"/>
               <w:jc w:val="center"/>
             </w:pPr>
             <w:r>
-              <w:rPr>
-                <w:b/>
-              </w:rPr>
-              <w:t>Уникальная ссылка</w:t>
+              <w:t>Пользователю</w:t>
             </w:r>
           </w:p>
         </w:tc>
@@ -4561,8 +3849,13 @@
           </w:tcPr>
           <w:p>
             <w:pPr>
+              <w:spacing w:line="240" w:lineRule="auto"/>
+              <w:ind w:firstLine="0"/>
               <w:jc w:val="center"/>
             </w:pPr>
+            <w:r>
+              <w:t>История сборок клиента</w:t>
+            </w:r>
           </w:p>
         </w:tc>
         <w:tc>
@@ -4572,8 +3865,13 @@
           </w:tcPr>
           <w:p>
             <w:pPr>
+              <w:spacing w:line="240" w:lineRule="auto"/>
+              <w:ind w:firstLine="0"/>
               <w:jc w:val="center"/>
             </w:pPr>
+            <w:r>
+              <w:t>По запросу пользователя</w:t>
+            </w:r>
           </w:p>
         </w:tc>
         <w:tc>
@@ -4583,8 +3881,13 @@
           </w:tcPr>
           <w:p>
             <w:pPr>
+              <w:spacing w:line="240" w:lineRule="auto"/>
+              <w:ind w:firstLine="0"/>
               <w:jc w:val="center"/>
             </w:pPr>
+            <w:r>
+              <w:t>1</w:t>
+            </w:r>
           </w:p>
         </w:tc>
         <w:tc>
@@ -4594,97 +3897,12 @@
           </w:tcPr>
           <w:p>
             <w:pPr>
-              <w:jc w:val="center"/>
-            </w:pPr>
-          </w:p>
-        </w:tc>
-      </w:tr>
-    </w:tbl>
-    <w:p>
-      <w:pPr>
-        <w:jc w:val="center"/>
-        <w:rPr>
-          <w:lang w:val="ru-RU"/>
-        </w:rPr>
-      </w:pPr>
-      <w:r>
-        <w:rPr>
-          <w:lang w:val="ru-RU"/>
-        </w:rPr>
-        <w:t>Рисунок 1.6.5 – Шаблон выходного документа – Ссылка на сборку</w:t>
-      </w:r>
-    </w:p>
-    <w:tbl>
-      <w:tblPr>
-        <w:tblW w:w="0" w:type="auto"/>
-        <w:jc w:val="center"/>
-        <w:tblBorders>
-          <w:top w:val="single" w:sz="4" w:space="0" w:color="000000"/>
-          <w:left w:val="single" w:sz="4" w:space="0" w:color="000000"/>
-          <w:bottom w:val="single" w:sz="4" w:space="0" w:color="000000"/>
-          <w:right w:val="single" w:sz="4" w:space="0" w:color="000000"/>
-          <w:insideH w:val="single" w:sz="4" w:space="0" w:color="000000"/>
-          <w:insideV w:val="single" w:sz="4" w:space="0" w:color="000000"/>
-        </w:tblBorders>
-        <w:tblLook w:val="04A0" w:firstRow="1" w:lastRow="0" w:firstColumn="1" w:lastColumn="0" w:noHBand="0" w:noVBand="1"/>
-      </w:tblPr>
-      <w:tblGrid>
-        <w:gridCol w:w="3230"/>
-        <w:gridCol w:w="3230"/>
-        <w:gridCol w:w="3230"/>
-      </w:tblGrid>
-      <w:tr>
-        <w:trPr>
-          <w:jc w:val="center"/>
-        </w:trPr>
-        <w:tc>
-          <w:tcPr>
-            <w:tcW w:w="3230" w:type="dxa"/>
-            <w:vAlign w:val="center"/>
-          </w:tcPr>
-          <w:p>
-            <w:pPr>
+              <w:spacing w:line="240" w:lineRule="auto"/>
+              <w:ind w:firstLine="0"/>
               <w:jc w:val="center"/>
             </w:pPr>
             <w:r>
-              <w:rPr>
-                <w:b/>
-              </w:rPr>
-              <w:t>Итоговая цена</w:t>
-            </w:r>
-          </w:p>
-        </w:tc>
-        <w:tc>
-          <w:tcPr>
-            <w:tcW w:w="3230" w:type="dxa"/>
-            <w:vAlign w:val="center"/>
-          </w:tcPr>
-          <w:p>
-            <w:pPr>
-              <w:jc w:val="center"/>
-            </w:pPr>
-            <w:r>
-              <w:rPr>
-                <w:b/>
-              </w:rPr>
-              <w:t>Баланс CPU/GPU</w:t>
-            </w:r>
-          </w:p>
-        </w:tc>
-        <w:tc>
-          <w:tcPr>
-            <w:tcW w:w="3230" w:type="dxa"/>
-            <w:vAlign w:val="center"/>
-          </w:tcPr>
-          <w:p>
-            <w:pPr>
-              <w:jc w:val="center"/>
-            </w:pPr>
-            <w:r>
-              <w:rPr>
-                <w:b/>
-              </w:rPr>
-              <w:t>Статус совместимости</w:t>
+              <w:t>Пользователю</w:t>
             </w:r>
           </w:p>
         </w:tc>
@@ -4695,237 +3913,523 @@
         </w:trPr>
         <w:tc>
           <w:tcPr>
-            <w:tcW w:w="3230" w:type="dxa"/>
+            <w:tcW w:w="2422" w:type="dxa"/>
             <w:vAlign w:val="center"/>
           </w:tcPr>
           <w:p>
             <w:pPr>
+              <w:spacing w:line="240" w:lineRule="auto"/>
+              <w:ind w:firstLine="0"/>
               <w:jc w:val="center"/>
             </w:pPr>
+            <w:proofErr w:type="spellStart"/>
+            <w:r>
+              <w:t>Каталог</w:t>
+            </w:r>
+            <w:proofErr w:type="spellEnd"/>
+            <w:r>
+              <w:t xml:space="preserve"> </w:t>
+            </w:r>
+            <w:proofErr w:type="spellStart"/>
+            <w:r>
+              <w:t>комплектующих</w:t>
+            </w:r>
+            <w:proofErr w:type="spellEnd"/>
           </w:p>
         </w:tc>
         <w:tc>
           <w:tcPr>
-            <w:tcW w:w="3230" w:type="dxa"/>
+            <w:tcW w:w="2422" w:type="dxa"/>
             <w:vAlign w:val="center"/>
           </w:tcPr>
           <w:p>
             <w:pPr>
+              <w:spacing w:line="240" w:lineRule="auto"/>
+              <w:ind w:firstLine="0"/>
               <w:jc w:val="center"/>
             </w:pPr>
+            <w:proofErr w:type="spellStart"/>
+            <w:r>
+              <w:t>По</w:t>
+            </w:r>
+            <w:proofErr w:type="spellEnd"/>
+            <w:r>
+              <w:t xml:space="preserve"> </w:t>
+            </w:r>
+            <w:proofErr w:type="spellStart"/>
+            <w:r>
+              <w:t>запросу</w:t>
+            </w:r>
+            <w:proofErr w:type="spellEnd"/>
+            <w:r>
+              <w:t xml:space="preserve"> </w:t>
+            </w:r>
+            <w:proofErr w:type="spellStart"/>
+            <w:r>
+              <w:t>пользователя</w:t>
+            </w:r>
+            <w:proofErr w:type="spellEnd"/>
           </w:p>
         </w:tc>
         <w:tc>
           <w:tcPr>
-            <w:tcW w:w="3230" w:type="dxa"/>
+            <w:tcW w:w="2422" w:type="dxa"/>
             <w:vAlign w:val="center"/>
           </w:tcPr>
           <w:p>
             <w:pPr>
-              <w:jc w:val="center"/>
-            </w:pPr>
-          </w:p>
-        </w:tc>
-      </w:tr>
-    </w:tbl>
-    <w:p>
-      <w:pPr>
-        <w:jc w:val="center"/>
-        <w:rPr>
-          <w:lang w:val="ru-RU"/>
-        </w:rPr>
-      </w:pPr>
-      <w:r>
-        <w:rPr>
-          <w:lang w:val="ru-RU"/>
-        </w:rPr>
-        <w:t>Рисунок 1.6.6 – Шаблон выходного документа – Итоговая цена и индикатор баланса</w:t>
-      </w:r>
-    </w:p>
-    <w:tbl>
-      <w:tblPr>
-        <w:tblW w:w="0" w:type="auto"/>
-        <w:jc w:val="center"/>
-        <w:tblBorders>
-          <w:top w:val="single" w:sz="4" w:space="0" w:color="000000"/>
-          <w:left w:val="single" w:sz="4" w:space="0" w:color="000000"/>
-          <w:bottom w:val="single" w:sz="4" w:space="0" w:color="000000"/>
-          <w:right w:val="single" w:sz="4" w:space="0" w:color="000000"/>
-          <w:insideH w:val="single" w:sz="4" w:space="0" w:color="000000"/>
-          <w:insideV w:val="single" w:sz="4" w:space="0" w:color="000000"/>
-        </w:tblBorders>
-        <w:tblLook w:val="04A0" w:firstRow="1" w:lastRow="0" w:firstColumn="1" w:lastColumn="0" w:noHBand="0" w:noVBand="1"/>
-      </w:tblPr>
-      <w:tblGrid>
-        <w:gridCol w:w="1938"/>
-        <w:gridCol w:w="1938"/>
-        <w:gridCol w:w="1938"/>
-        <w:gridCol w:w="1938"/>
-        <w:gridCol w:w="1938"/>
-      </w:tblGrid>
-      <w:tr>
-        <w:trPr>
-          <w:jc w:val="center"/>
-        </w:trPr>
-        <w:tc>
-          <w:tcPr>
-            <w:tcW w:w="1938" w:type="dxa"/>
-            <w:vAlign w:val="center"/>
-          </w:tcPr>
-          <w:p>
-            <w:pPr>
+              <w:spacing w:line="240" w:lineRule="auto"/>
+              <w:ind w:firstLine="0"/>
               <w:jc w:val="center"/>
             </w:pPr>
             <w:r>
-              <w:rPr>
-                <w:b/>
-              </w:rPr>
-              <w:lastRenderedPageBreak/>
-              <w:t>Название сборки</w:t>
+              <w:t>1</w:t>
             </w:r>
           </w:p>
         </w:tc>
         <w:tc>
           <w:tcPr>
-            <w:tcW w:w="1938" w:type="dxa"/>
+            <w:tcW w:w="2422" w:type="dxa"/>
             <w:vAlign w:val="center"/>
           </w:tcPr>
           <w:p>
             <w:pPr>
+              <w:spacing w:line="240" w:lineRule="auto"/>
+              <w:ind w:firstLine="0"/>
               <w:jc w:val="center"/>
             </w:pPr>
             <w:r>
-              <w:rPr>
-                <w:b/>
-              </w:rPr>
-              <w:t xml:space="preserve">Дата </w:t>
-            </w:r>
-            <w:r>
-              <w:rPr>
-                <w:b/>
-              </w:rPr>
-              <w:t>создания</w:t>
-            </w:r>
-          </w:p>
-        </w:tc>
-        <w:tc>
-          <w:tcPr>
-            <w:tcW w:w="1938" w:type="dxa"/>
-            <w:vAlign w:val="center"/>
-          </w:tcPr>
-          <w:p>
-            <w:pPr>
-              <w:jc w:val="center"/>
-            </w:pPr>
-            <w:r>
-              <w:rPr>
-                <w:b/>
-              </w:rPr>
-              <w:t>Дата изменения</w:t>
-            </w:r>
-          </w:p>
-        </w:tc>
-        <w:tc>
-          <w:tcPr>
-            <w:tcW w:w="1938" w:type="dxa"/>
-            <w:vAlign w:val="center"/>
-          </w:tcPr>
-          <w:p>
-            <w:pPr>
-              <w:jc w:val="center"/>
-            </w:pPr>
-            <w:r>
-              <w:rPr>
-                <w:b/>
-              </w:rPr>
-              <w:t>Стоимость</w:t>
-            </w:r>
-          </w:p>
-        </w:tc>
-        <w:tc>
-          <w:tcPr>
-            <w:tcW w:w="1938" w:type="dxa"/>
-            <w:vAlign w:val="center"/>
-          </w:tcPr>
-          <w:p>
-            <w:pPr>
-              <w:jc w:val="center"/>
-            </w:pPr>
-            <w:r>
-              <w:rPr>
-                <w:b/>
-              </w:rPr>
-              <w:t>Режим создания</w:t>
+              <w:t>Пользователю</w:t>
             </w:r>
           </w:p>
         </w:tc>
       </w:tr>
-      <w:tr>
-        <w:trPr>
-          <w:jc w:val="center"/>
-        </w:trPr>
-        <w:tc>
-          <w:tcPr>
-            <w:tcW w:w="1938" w:type="dxa"/>
-            <w:vAlign w:val="center"/>
-          </w:tcPr>
-          <w:p>
-            <w:pPr>
-              <w:jc w:val="center"/>
-            </w:pPr>
-          </w:p>
-        </w:tc>
-        <w:tc>
-          <w:tcPr>
-            <w:tcW w:w="1938" w:type="dxa"/>
-            <w:vAlign w:val="center"/>
-          </w:tcPr>
-          <w:p>
-            <w:pPr>
-              <w:jc w:val="center"/>
-            </w:pPr>
-          </w:p>
-        </w:tc>
-        <w:tc>
-          <w:tcPr>
-            <w:tcW w:w="1938" w:type="dxa"/>
-            <w:vAlign w:val="center"/>
-          </w:tcPr>
-          <w:p>
-            <w:pPr>
-              <w:jc w:val="center"/>
-            </w:pPr>
-          </w:p>
-        </w:tc>
-        <w:tc>
-          <w:tcPr>
-            <w:tcW w:w="1938" w:type="dxa"/>
-            <w:vAlign w:val="center"/>
-          </w:tcPr>
-          <w:p>
-            <w:pPr>
-              <w:jc w:val="center"/>
-            </w:pPr>
-          </w:p>
-        </w:tc>
-        <w:tc>
-          <w:tcPr>
-            <w:tcW w:w="1938" w:type="dxa"/>
-            <w:vAlign w:val="center"/>
-          </w:tcPr>
-          <w:p>
-            <w:pPr>
-              <w:jc w:val="center"/>
-            </w:pPr>
-          </w:p>
-        </w:tc>
-      </w:tr>
     </w:tbl>
     <w:p>
       <w:pPr>
+        <w:rPr>
+          <w:lang w:val="ru-RU"/>
+        </w:rPr>
+      </w:pPr>
+      <w:r>
+        <w:rPr>
+          <w:lang w:val="ru-RU"/>
+        </w:rPr>
+        <w:t>Шаблоны выходных документов представлены на рисунках 1.6.2 – 1.6.8.</w:t>
+      </w:r>
+    </w:p>
+    <w:p>
+      <w:pPr>
+        <w:ind w:firstLine="0"/>
         <w:jc w:val="center"/>
         <w:rPr>
           <w:lang w:val="ru-RU"/>
+          <w14:textOutline w14:w="12700" w14:cap="rnd" w14:cmpd="sng" w14:algn="ctr">
+            <w14:solidFill>
+              <w14:schemeClr w14:val="accent4"/>
+            </w14:solidFill>
+            <w14:prstDash w14:val="solid"/>
+            <w14:bevel/>
+          </w14:textOutline>
+        </w:rPr>
+      </w:pPr>
+      <w:r>
+        <w:rPr>
+          <w:lang w:val="ru-RU"/>
+        </w:rPr>
+        <w:lastRenderedPageBreak/>
+        <w:drawing>
+          <wp:inline distT="0" distB="0" distL="0" distR="0" wp14:anchorId="1F7EF535" wp14:editId="52B7A772">
+            <wp:extent cx="3486637" cy="5315692"/>
+            <wp:effectExtent l="19050" t="19050" r="19050" b="18415"/>
+            <wp:docPr id="1" name="Рисунок 1"/>
+            <wp:cNvGraphicFramePr>
+              <a:graphicFrameLocks xmlns:a="http://schemas.openxmlformats.org/drawingml/2006/main" noChangeAspect="1"/>
+            </wp:cNvGraphicFramePr>
+            <a:graphic xmlns:a="http://schemas.openxmlformats.org/drawingml/2006/main">
+              <a:graphicData uri="http://schemas.openxmlformats.org/drawingml/2006/picture">
+                <pic:pic xmlns:pic="http://schemas.openxmlformats.org/drawingml/2006/picture">
+                  <pic:nvPicPr>
+                    <pic:cNvPr id="1" name=""/>
+                    <pic:cNvPicPr/>
+                  </pic:nvPicPr>
+                  <pic:blipFill>
+                    <a:blip r:embed="rId8"/>
+                    <a:stretch>
+                      <a:fillRect/>
+                    </a:stretch>
+                  </pic:blipFill>
+                  <pic:spPr>
+                    <a:xfrm>
+                      <a:off x="0" y="0"/>
+                      <a:ext cx="3486637" cy="5315692"/>
+                    </a:xfrm>
+                    <a:prstGeom prst="rect">
+                      <a:avLst/>
+                    </a:prstGeom>
+                    <a:ln w="12700">
+                      <a:solidFill>
+                        <a:schemeClr val="tx1"/>
+                      </a:solidFill>
+                    </a:ln>
+                  </pic:spPr>
+                </pic:pic>
+              </a:graphicData>
+            </a:graphic>
+          </wp:inline>
+        </w:drawing>
+      </w:r>
+    </w:p>
+    <w:p>
+      <w:pPr>
+        <w:jc w:val="center"/>
+        <w:rPr>
+          <w:lang w:val="ru-RU"/>
+        </w:rPr>
+      </w:pPr>
+      <w:r>
+        <w:rPr>
+          <w:lang w:val="ru-RU"/>
+        </w:rPr>
+        <w:t>Рисунок 1.6.2 – Шаблон выходного документа – Конфигурация ПК</w:t>
+      </w:r>
+    </w:p>
+    <w:p>
+      <w:pPr>
+        <w:ind w:firstLine="0"/>
+        <w:jc w:val="center"/>
+        <w:rPr>
+          <w:lang w:val="ru-RU"/>
+        </w:rPr>
+      </w:pPr>
+      <w:r>
+        <w:rPr>
+          <w:lang w:val="ru-RU"/>
+        </w:rPr>
+        <w:lastRenderedPageBreak/>
+        <w:drawing>
+          <wp:inline distT="0" distB="0" distL="0" distR="0" wp14:anchorId="512BA716" wp14:editId="4940F6E2">
+            <wp:extent cx="3410426" cy="5306165"/>
+            <wp:effectExtent l="19050" t="19050" r="19050" b="8890"/>
+            <wp:docPr id="4" name="Рисунок 4"/>
+            <wp:cNvGraphicFramePr>
+              <a:graphicFrameLocks xmlns:a="http://schemas.openxmlformats.org/drawingml/2006/main" noChangeAspect="1"/>
+            </wp:cNvGraphicFramePr>
+            <a:graphic xmlns:a="http://schemas.openxmlformats.org/drawingml/2006/main">
+              <a:graphicData uri="http://schemas.openxmlformats.org/drawingml/2006/picture">
+                <pic:pic xmlns:pic="http://schemas.openxmlformats.org/drawingml/2006/picture">
+                  <pic:nvPicPr>
+                    <pic:cNvPr id="1" name=""/>
+                    <pic:cNvPicPr/>
+                  </pic:nvPicPr>
+                  <pic:blipFill>
+                    <a:blip r:embed="rId9"/>
+                    <a:stretch>
+                      <a:fillRect/>
+                    </a:stretch>
+                  </pic:blipFill>
+                  <pic:spPr>
+                    <a:xfrm>
+                      <a:off x="0" y="0"/>
+                      <a:ext cx="3410426" cy="5306165"/>
+                    </a:xfrm>
+                    <a:prstGeom prst="rect">
+                      <a:avLst/>
+                    </a:prstGeom>
+                    <a:ln w="12700">
+                      <a:solidFill>
+                        <a:schemeClr val="tx1"/>
+                      </a:solidFill>
+                    </a:ln>
+                  </pic:spPr>
+                </pic:pic>
+              </a:graphicData>
+            </a:graphic>
+          </wp:inline>
+        </w:drawing>
+      </w:r>
+    </w:p>
+    <w:p>
+      <w:pPr>
+        <w:jc w:val="center"/>
+        <w:rPr>
+          <w:lang w:val="ru-RU"/>
+        </w:rPr>
+      </w:pPr>
+      <w:r>
+        <w:rPr>
+          <w:lang w:val="ru-RU"/>
+        </w:rPr>
+        <w:t>Рисунок 1.6.3 – Шаблон выходного документа – Отчет по сборке</w:t>
+      </w:r>
+    </w:p>
+    <w:p>
+      <w:pPr>
+        <w:ind w:firstLine="0"/>
+        <w:jc w:val="center"/>
+        <w:rPr>
+          <w:lang w:val="ru-RU"/>
+        </w:rPr>
+      </w:pPr>
+      <w:r>
+        <w:rPr>
+          <w:lang w:val="ru-RU"/>
+        </w:rPr>
+        <w:lastRenderedPageBreak/>
+        <w:drawing>
+          <wp:inline distT="0" distB="0" distL="0" distR="0" wp14:anchorId="3D8B91EA" wp14:editId="56194C5D">
+            <wp:extent cx="3439005" cy="5220429"/>
+            <wp:effectExtent l="19050" t="19050" r="28575" b="18415"/>
+            <wp:docPr id="5" name="Рисунок 5"/>
+            <wp:cNvGraphicFramePr>
+              <a:graphicFrameLocks xmlns:a="http://schemas.openxmlformats.org/drawingml/2006/main" noChangeAspect="1"/>
+            </wp:cNvGraphicFramePr>
+            <a:graphic xmlns:a="http://schemas.openxmlformats.org/drawingml/2006/main">
+              <a:graphicData uri="http://schemas.openxmlformats.org/drawingml/2006/picture">
+                <pic:pic xmlns:pic="http://schemas.openxmlformats.org/drawingml/2006/picture">
+                  <pic:nvPicPr>
+                    <pic:cNvPr id="1" name=""/>
+                    <pic:cNvPicPr/>
+                  </pic:nvPicPr>
+                  <pic:blipFill>
+                    <a:blip r:embed="rId10"/>
+                    <a:stretch>
+                      <a:fillRect/>
+                    </a:stretch>
+                  </pic:blipFill>
+                  <pic:spPr>
+                    <a:xfrm>
+                      <a:off x="0" y="0"/>
+                      <a:ext cx="3439005" cy="5220429"/>
+                    </a:xfrm>
+                    <a:prstGeom prst="rect">
+                      <a:avLst/>
+                    </a:prstGeom>
+                    <a:ln w="12700">
+                      <a:solidFill>
+                        <a:schemeClr val="tx1"/>
+                      </a:solidFill>
+                    </a:ln>
+                  </pic:spPr>
+                </pic:pic>
+              </a:graphicData>
+            </a:graphic>
+          </wp:inline>
+        </w:drawing>
+      </w:r>
+    </w:p>
+    <w:p>
+      <w:pPr>
+        <w:jc w:val="center"/>
+        <w:rPr>
+          <w:lang w:val="ru-RU"/>
+        </w:rPr>
+      </w:pPr>
+      <w:r>
+        <w:rPr>
+          <w:lang w:val="ru-RU"/>
+        </w:rPr>
+        <w:t>Рисунок 1.6.4 – Шаблон выходного документа – Рекомендации ИИ</w:t>
+      </w:r>
+    </w:p>
+    <w:p>
+      <w:pPr>
+        <w:ind w:firstLine="0"/>
+        <w:jc w:val="center"/>
+        <w:rPr>
+          <w:lang w:val="ru-RU"/>
+        </w:rPr>
+      </w:pPr>
+      <w:r>
+        <w:rPr>
+          <w:lang w:val="ru-RU"/>
+        </w:rPr>
+        <w:lastRenderedPageBreak/>
+        <w:drawing>
+          <wp:inline distT="0" distB="0" distL="0" distR="0" wp14:anchorId="428749FC" wp14:editId="35AB38D4">
+            <wp:extent cx="3458058" cy="5268060"/>
+            <wp:effectExtent l="19050" t="19050" r="28575" b="8890"/>
+            <wp:docPr id="6" name="Рисунок 6"/>
+            <wp:cNvGraphicFramePr>
+              <a:graphicFrameLocks xmlns:a="http://schemas.openxmlformats.org/drawingml/2006/main" noChangeAspect="1"/>
+            </wp:cNvGraphicFramePr>
+            <a:graphic xmlns:a="http://schemas.openxmlformats.org/drawingml/2006/main">
+              <a:graphicData uri="http://schemas.openxmlformats.org/drawingml/2006/picture">
+                <pic:pic xmlns:pic="http://schemas.openxmlformats.org/drawingml/2006/picture">
+                  <pic:nvPicPr>
+                    <pic:cNvPr id="1" name=""/>
+                    <pic:cNvPicPr/>
+                  </pic:nvPicPr>
+                  <pic:blipFill>
+                    <a:blip r:embed="rId11"/>
+                    <a:stretch>
+                      <a:fillRect/>
+                    </a:stretch>
+                  </pic:blipFill>
+                  <pic:spPr>
+                    <a:xfrm>
+                      <a:off x="0" y="0"/>
+                      <a:ext cx="3458058" cy="5268060"/>
+                    </a:xfrm>
+                    <a:prstGeom prst="rect">
+                      <a:avLst/>
+                    </a:prstGeom>
+                    <a:ln w="12700">
+                      <a:solidFill>
+                        <a:schemeClr val="tx1"/>
+                      </a:solidFill>
+                    </a:ln>
+                  </pic:spPr>
+                </pic:pic>
+              </a:graphicData>
+            </a:graphic>
+          </wp:inline>
+        </w:drawing>
+      </w:r>
+    </w:p>
+    <w:p>
+      <w:pPr>
+        <w:jc w:val="center"/>
+        <w:rPr>
+          <w:lang w:val="ru-RU"/>
+        </w:rPr>
+      </w:pPr>
+      <w:r>
+        <w:rPr>
+          <w:lang w:val="ru-RU"/>
+        </w:rPr>
+        <w:t>Рисунок 1.6.5 – Шаблон выходного документа – Ссылка на сборку</w:t>
+      </w:r>
+    </w:p>
+    <w:p>
+      <w:pPr>
+        <w:ind w:firstLine="0"/>
+        <w:jc w:val="center"/>
+        <w:rPr>
+          <w:lang w:val="ru-RU"/>
+        </w:rPr>
+      </w:pPr>
+      <w:r>
+        <w:rPr>
+          <w:lang w:val="ru-RU"/>
+        </w:rPr>
+        <w:lastRenderedPageBreak/>
+        <w:drawing>
+          <wp:inline distT="0" distB="0" distL="0" distR="0" wp14:anchorId="2622B70E" wp14:editId="0914C61F">
+            <wp:extent cx="4515480" cy="3972479"/>
+            <wp:effectExtent l="19050" t="19050" r="19050" b="28575"/>
+            <wp:docPr id="7" name="Рисунок 7"/>
+            <wp:cNvGraphicFramePr>
+              <a:graphicFrameLocks xmlns:a="http://schemas.openxmlformats.org/drawingml/2006/main" noChangeAspect="1"/>
+            </wp:cNvGraphicFramePr>
+            <a:graphic xmlns:a="http://schemas.openxmlformats.org/drawingml/2006/main">
+              <a:graphicData uri="http://schemas.openxmlformats.org/drawingml/2006/picture">
+                <pic:pic xmlns:pic="http://schemas.openxmlformats.org/drawingml/2006/picture">
+                  <pic:nvPicPr>
+                    <pic:cNvPr id="1" name=""/>
+                    <pic:cNvPicPr/>
+                  </pic:nvPicPr>
+                  <pic:blipFill>
+                    <a:blip r:embed="rId12"/>
+                    <a:stretch>
+                      <a:fillRect/>
+                    </a:stretch>
+                  </pic:blipFill>
+                  <pic:spPr>
+                    <a:xfrm>
+                      <a:off x="0" y="0"/>
+                      <a:ext cx="4515480" cy="3972479"/>
+                    </a:xfrm>
+                    <a:prstGeom prst="rect">
+                      <a:avLst/>
+                    </a:prstGeom>
+                    <a:ln w="12700">
+                      <a:solidFill>
+                        <a:schemeClr val="tx1"/>
+                      </a:solidFill>
+                    </a:ln>
+                  </pic:spPr>
+                </pic:pic>
+              </a:graphicData>
+            </a:graphic>
+          </wp:inline>
+        </w:drawing>
+      </w:r>
+    </w:p>
+    <w:p>
+      <w:pPr>
+        <w:jc w:val="center"/>
+        <w:rPr>
+          <w:lang w:val="ru-RU"/>
+        </w:rPr>
+      </w:pPr>
+      <w:r>
+        <w:rPr>
+          <w:lang w:val="ru-RU"/>
+        </w:rPr>
+        <w:t>Рисунок 1.6.6 – Шаблон выходного документа – Итоговая цена и индикатор баланса</w:t>
+      </w:r>
+    </w:p>
+    <w:p>
+      <w:pPr>
+        <w:ind w:firstLine="0"/>
+        <w:jc w:val="center"/>
+        <w:rPr>
+          <w:lang w:val="ru-RU"/>
+        </w:rPr>
+      </w:pPr>
+      <w:r>
+        <w:rPr>
+          <w:lang w:val="ru-RU"/>
+        </w:rPr>
+        <w:lastRenderedPageBreak/>
+        <w:drawing>
+          <wp:inline distT="0" distB="0" distL="0" distR="0" wp14:anchorId="26682780" wp14:editId="373919BE">
+            <wp:extent cx="4915586" cy="3962953"/>
+            <wp:effectExtent l="19050" t="19050" r="18415" b="19050"/>
+            <wp:docPr id="9" name="Рисунок 9"/>
+            <wp:cNvGraphicFramePr>
+              <a:graphicFrameLocks xmlns:a="http://schemas.openxmlformats.org/drawingml/2006/main" noChangeAspect="1"/>
+            </wp:cNvGraphicFramePr>
+            <a:graphic xmlns:a="http://schemas.openxmlformats.org/drawingml/2006/main">
+              <a:graphicData uri="http://schemas.openxmlformats.org/drawingml/2006/picture">
+                <pic:pic xmlns:pic="http://schemas.openxmlformats.org/drawingml/2006/picture">
+                  <pic:nvPicPr>
+                    <pic:cNvPr id="1" name=""/>
+                    <pic:cNvPicPr/>
+                  </pic:nvPicPr>
+                  <pic:blipFill>
+                    <a:blip r:embed="rId13"/>
+                    <a:stretch>
+                      <a:fillRect/>
+                    </a:stretch>
+                  </pic:blipFill>
+                  <pic:spPr>
+                    <a:xfrm>
+                      <a:off x="0" y="0"/>
+                      <a:ext cx="4915586" cy="3962953"/>
+                    </a:xfrm>
+                    <a:prstGeom prst="rect">
+                      <a:avLst/>
+                    </a:prstGeom>
+                    <a:ln w="12700">
+                      <a:solidFill>
+                        <a:schemeClr val="tx1"/>
+                      </a:solidFill>
+                    </a:ln>
+                  </pic:spPr>
+                </pic:pic>
+              </a:graphicData>
+            </a:graphic>
+          </wp:inline>
+        </w:drawing>
+      </w:r>
+    </w:p>
+    <w:p>
+      <w:pPr>
+        <w:jc w:val="center"/>
+        <w:rPr>
+          <w:lang w:val="ru-RU"/>
         </w:rPr>
       </w:pPr>
       <w:r>
@@ -4935,180 +4439,32 @@
         <w:t>Рисунок 1.6.7 – Шаблон выходного документа – История сборок клиента</w:t>
       </w:r>
     </w:p>
-    <w:tbl>
-      <w:tblPr>
-        <w:tblW w:w="0" w:type="auto"/>
+    <w:p>
+      <w:pPr>
+        <w:spacing w:after="200" w:line="276" w:lineRule="auto"/>
+        <w:ind w:firstLine="0"/>
+        <w:rPr>
+          <w:lang w:val="ru-RU"/>
+        </w:rPr>
+      </w:pPr>
+      <w:r>
+        <w:rPr>
+          <w:lang w:val="ru-RU"/>
+        </w:rPr>
+        <w:br w:type="page"/>
+      </w:r>
+    </w:p>
+    <w:p>
+      <w:pPr>
         <w:jc w:val="center"/>
-        <w:tblBorders>
-          <w:top w:val="single" w:sz="4" w:space="0" w:color="000000"/>
-          <w:left w:val="single" w:sz="4" w:space="0" w:color="000000"/>
-          <w:bottom w:val="single" w:sz="4" w:space="0" w:color="000000"/>
-          <w:right w:val="single" w:sz="4" w:space="0" w:color="000000"/>
-          <w:insideH w:val="single" w:sz="4" w:space="0" w:color="000000"/>
-          <w:insideV w:val="single" w:sz="4" w:space="0" w:color="000000"/>
-        </w:tblBorders>
-        <w:tblLook w:val="04A0" w:firstRow="1" w:lastRow="0" w:firstColumn="1" w:lastColumn="0" w:noHBand="0" w:noVBand="1"/>
-      </w:tblPr>
-      <w:tblGrid>
-        <w:gridCol w:w="1909"/>
-        <w:gridCol w:w="2090"/>
-        <w:gridCol w:w="2165"/>
-        <w:gridCol w:w="1883"/>
-        <w:gridCol w:w="1858"/>
-      </w:tblGrid>
-      <w:tr>
-        <w:trPr>
-          <w:jc w:val="center"/>
-        </w:trPr>
-        <w:tc>
-          <w:tcPr>
-            <w:tcW w:w="1938" w:type="dxa"/>
-            <w:vAlign w:val="center"/>
-          </w:tcPr>
-          <w:p>
-            <w:pPr>
-              <w:jc w:val="center"/>
-            </w:pPr>
-            <w:r>
-              <w:rPr>
-                <w:b/>
-              </w:rPr>
-              <w:t>Категория</w:t>
-            </w:r>
-          </w:p>
-        </w:tc>
-        <w:tc>
-          <w:tcPr>
-            <w:tcW w:w="1938" w:type="dxa"/>
-            <w:vAlign w:val="center"/>
-          </w:tcPr>
-          <w:p>
-            <w:pPr>
-              <w:jc w:val="center"/>
-            </w:pPr>
-            <w:r>
-              <w:rPr>
-                <w:b/>
-              </w:rPr>
-              <w:t>Наименование</w:t>
-            </w:r>
-          </w:p>
-        </w:tc>
-        <w:tc>
-          <w:tcPr>
-            <w:tcW w:w="1938" w:type="dxa"/>
-            <w:vAlign w:val="center"/>
-          </w:tcPr>
-          <w:p>
-            <w:pPr>
-              <w:jc w:val="center"/>
-            </w:pPr>
-            <w:r>
-              <w:rPr>
-                <w:b/>
-              </w:rPr>
-              <w:t>Производитель</w:t>
-            </w:r>
-          </w:p>
-        </w:tc>
-        <w:tc>
-          <w:tcPr>
-            <w:tcW w:w="1938" w:type="dxa"/>
-            <w:vAlign w:val="center"/>
-          </w:tcPr>
-          <w:p>
-            <w:pPr>
-              <w:jc w:val="center"/>
-            </w:pPr>
-            <w:r>
-              <w:rPr>
-                <w:b/>
-              </w:rPr>
-              <w:t>Модель</w:t>
-            </w:r>
-          </w:p>
-        </w:tc>
-        <w:tc>
-          <w:tcPr>
-            <w:tcW w:w="1938" w:type="dxa"/>
-            <w:vAlign w:val="center"/>
-          </w:tcPr>
-          <w:p>
-            <w:pPr>
-              <w:jc w:val="center"/>
-            </w:pPr>
-            <w:r>
-              <w:rPr>
-                <w:b/>
-              </w:rPr>
-              <w:t>Цена</w:t>
-            </w:r>
-          </w:p>
-        </w:tc>
-      </w:tr>
-      <w:tr>
-        <w:trPr>
-          <w:jc w:val="center"/>
-        </w:trPr>
-        <w:tc>
-          <w:tcPr>
-            <w:tcW w:w="1938" w:type="dxa"/>
-            <w:vAlign w:val="center"/>
-          </w:tcPr>
-          <w:p>
-            <w:pPr>
-              <w:jc w:val="center"/>
-            </w:pPr>
-          </w:p>
-        </w:tc>
-        <w:tc>
-          <w:tcPr>
-            <w:tcW w:w="1938" w:type="dxa"/>
-            <w:vAlign w:val="center"/>
-          </w:tcPr>
-          <w:p>
-            <w:pPr>
-              <w:jc w:val="center"/>
-            </w:pPr>
-          </w:p>
-        </w:tc>
-        <w:tc>
-          <w:tcPr>
-            <w:tcW w:w="1938" w:type="dxa"/>
-            <w:vAlign w:val="center"/>
-          </w:tcPr>
-          <w:p>
-            <w:pPr>
-              <w:jc w:val="center"/>
-            </w:pPr>
-          </w:p>
-        </w:tc>
-        <w:tc>
-          <w:tcPr>
-            <w:tcW w:w="1938" w:type="dxa"/>
-            <w:vAlign w:val="center"/>
-          </w:tcPr>
-          <w:p>
-            <w:pPr>
-              <w:jc w:val="center"/>
-            </w:pPr>
-          </w:p>
-        </w:tc>
-        <w:tc>
-          <w:tcPr>
-            <w:tcW w:w="1938" w:type="dxa"/>
-            <w:vAlign w:val="center"/>
-          </w:tcPr>
-          <w:p>
-            <w:pPr>
-              <w:jc w:val="center"/>
-            </w:pPr>
-          </w:p>
-        </w:tc>
-      </w:tr>
-    </w:tbl>
-    <w:p>
-      <w:pPr>
+        <w:rPr>
+          <w:lang w:val="ru-RU"/>
+        </w:rPr>
+      </w:pPr>
+    </w:p>
+    <w:p>
+      <w:pPr>
+        <w:ind w:firstLine="0"/>
         <w:jc w:val="center"/>
         <w:rPr>
           <w:lang w:val="ru-RU"/>
@@ -5118,17 +4474,64 @@
         <w:rPr>
           <w:lang w:val="ru-RU"/>
         </w:rPr>
-        <w:t xml:space="preserve">Рисунок 1.6.8 – Шаблон выходного документа – Каталог </w:t>
-      </w:r>
-      <w:r>
-        <w:rPr>
-          <w:lang w:val="ru-RU"/>
-        </w:rPr>
-        <w:t>комплектующих</w:t>
+        <w:drawing>
+          <wp:inline distT="0" distB="0" distL="0" distR="0" wp14:anchorId="0030964F" wp14:editId="26F1E7AB">
+            <wp:extent cx="4486901" cy="3934374"/>
+            <wp:effectExtent l="19050" t="19050" r="28575" b="28575"/>
+            <wp:docPr id="10" name="Рисунок 10"/>
+            <wp:cNvGraphicFramePr>
+              <a:graphicFrameLocks xmlns:a="http://schemas.openxmlformats.org/drawingml/2006/main" noChangeAspect="1"/>
+            </wp:cNvGraphicFramePr>
+            <a:graphic xmlns:a="http://schemas.openxmlformats.org/drawingml/2006/main">
+              <a:graphicData uri="http://schemas.openxmlformats.org/drawingml/2006/picture">
+                <pic:pic xmlns:pic="http://schemas.openxmlformats.org/drawingml/2006/picture">
+                  <pic:nvPicPr>
+                    <pic:cNvPr id="1" name=""/>
+                    <pic:cNvPicPr/>
+                  </pic:nvPicPr>
+                  <pic:blipFill>
+                    <a:blip r:embed="rId14"/>
+                    <a:stretch>
+                      <a:fillRect/>
+                    </a:stretch>
+                  </pic:blipFill>
+                  <pic:spPr>
+                    <a:xfrm>
+                      <a:off x="0" y="0"/>
+                      <a:ext cx="4486901" cy="3934374"/>
+                    </a:xfrm>
+                    <a:prstGeom prst="rect">
+                      <a:avLst/>
+                    </a:prstGeom>
+                    <a:ln w="12700">
+                      <a:solidFill>
+                        <a:schemeClr val="tx1"/>
+                      </a:solidFill>
+                    </a:ln>
+                  </pic:spPr>
+                </pic:pic>
+              </a:graphicData>
+            </a:graphic>
+          </wp:inline>
+        </w:drawing>
+      </w:r>
+    </w:p>
+    <w:p>
+      <w:pPr>
+        <w:jc w:val="center"/>
+        <w:rPr>
+          <w:lang w:val="ru-RU"/>
+        </w:rPr>
+      </w:pPr>
+      <w:r>
+        <w:rPr>
+          <w:lang w:val="ru-RU"/>
+        </w:rPr>
+        <w:t>Рисунок 1.6.8 – Шаблон выходного документа – Каталог комплектующих</w:t>
       </w:r>
     </w:p>
     <w:sectPr>
-      <w:footerReference w:type="default" r:id="rId8"/>
+      <w:footerReference w:type="default" r:id="rId15"/>
       <w:pgSz w:w="12240" w:h="15840"/>
       <w:pgMar w:top="1134" w:right="850" w:bottom="1134" w:left="1701" w:header="720" w:footer="720" w:gutter="0"/>
       <w:cols w:space="720"/>
@@ -5719,11 +5122,6 @@
     <w:lsdException w:name="Book Title" w:uiPriority="33" w:qFormat="1"/>
     <w:lsdException w:name="Bibliography" w:semiHidden="1" w:uiPriority="37" w:unhideWhenUsed="1"/>
     <w:lsdException w:name="TOC Heading" w:semiHidden="1" w:uiPriority="39" w:unhideWhenUsed="1" w:qFormat="1"/>
-    <w:lsdException w:name="Plain Table 5" w:semiHidden="1" w:unhideWhenUsed="1"/>
-    <w:lsdException w:name="Grid Table Light" w:semiHidden="1" w:unhideWhenUsed="1"/>
-    <w:lsdException w:name="Grid Table 1 Light" w:semiHidden="1" w:unhideWhenUsed="1"/>
-    <w:lsdException w:name="Grid Table 2" w:semiHidden="1" w:unhideWhenUsed="1"/>
-    <w:lsdException w:name="Grid Table 3" w:semiHidden="1" w:unhideWhenUsed="1"/>
     <w:lsdException w:name="Grid Table 4" w:uiPriority="49"/>
     <w:lsdException w:name="Grid Table 5 Dark" w:uiPriority="50"/>
     <w:lsdException w:name="Grid Table 6 Colorful" w:uiPriority="51"/>
